--- a/TS-Kramam/TS-4.4/TS 4.4 Tamil Krama Paatam Corrections.docx
+++ b/TS-Kramam/TS-4.4/TS 4.4 Tamil Krama Paatam Corrections.docx
@@ -1,6 +1,6 @@
 
 <file path=word/document.xml><?xml version="1.0" encoding="utf-8"?>
-<w:document xmlns:wpc="http://schemas.microsoft.com/office/word/2010/wordprocessingCanvas" xmlns:cx="http://schemas.microsoft.com/office/drawing/2014/chartex" xmlns:cx1="http://schemas.microsoft.com/office/drawing/2015/9/8/chartex" xmlns:mc="http://schemas.openxmlformats.org/markup-compatibility/2006" xmlns:o="urn:schemas-microsoft-com:office:office" xmlns:r="http://schemas.openxmlformats.org/officeDocument/2006/relationships" xmlns:m="http://schemas.openxmlformats.org/officeDocument/2006/math" xmlns:v="urn:schemas-microsoft-com:vml" xmlns:wp14="http://schemas.microsoft.com/office/word/2010/wordprocessingDrawing" xmlns:wp="http://schemas.openxmlformats.org/drawingml/2006/wordprocessingDrawing" xmlns:w10="urn:schemas-microsoft-com:office:word" xmlns:w="http://schemas.openxmlformats.org/wordprocessingml/2006/main" xmlns:w14="http://schemas.microsoft.com/office/word/2010/wordml" xmlns:w15="http://schemas.microsoft.com/office/word/2012/wordml" xmlns:w16se="http://schemas.microsoft.com/office/word/2015/wordml/symex" xmlns:wpg="http://schemas.microsoft.com/office/word/2010/wordprocessingGroup" xmlns:wpi="http://schemas.microsoft.com/office/word/2010/wordprocessingInk" xmlns:wne="http://schemas.microsoft.com/office/word/2006/wordml" xmlns:wps="http://schemas.microsoft.com/office/word/2010/wordprocessingShape" mc:Ignorable="w14 w15 w16se wp14">
+<w:document xmlns:wpc="http://schemas.microsoft.com/office/word/2010/wordprocessingCanvas" xmlns:cx="http://schemas.microsoft.com/office/drawing/2014/chartex" xmlns:cx1="http://schemas.microsoft.com/office/drawing/2015/9/8/chartex" xmlns:cx2="http://schemas.microsoft.com/office/drawing/2015/10/21/chartex" xmlns:cx3="http://schemas.microsoft.com/office/drawing/2016/5/9/chartex" xmlns:cx4="http://schemas.microsoft.com/office/drawing/2016/5/10/chartex" xmlns:cx5="http://schemas.microsoft.com/office/drawing/2016/5/11/chartex" xmlns:cx6="http://schemas.microsoft.com/office/drawing/2016/5/12/chartex" xmlns:cx7="http://schemas.microsoft.com/office/drawing/2016/5/13/chartex" xmlns:cx8="http://schemas.microsoft.com/office/drawing/2016/5/14/chartex" xmlns:mc="http://schemas.openxmlformats.org/markup-compatibility/2006" xmlns:aink="http://schemas.microsoft.com/office/drawing/2016/ink" xmlns:am3d="http://schemas.microsoft.com/office/drawing/2017/model3d" xmlns:o="urn:schemas-microsoft-com:office:office" xmlns:oel="http://schemas.microsoft.com/office/2019/extlst" xmlns:r="http://schemas.openxmlformats.org/officeDocument/2006/relationships" xmlns:m="http://schemas.openxmlformats.org/officeDocument/2006/math" xmlns:v="urn:schemas-microsoft-com:vml" xmlns:wp14="http://schemas.microsoft.com/office/word/2010/wordprocessingDrawing" xmlns:wp="http://schemas.openxmlformats.org/drawingml/2006/wordprocessingDrawing" xmlns:w10="urn:schemas-microsoft-com:office:word" xmlns:w="http://schemas.openxmlformats.org/wordprocessingml/2006/main" xmlns:w14="http://schemas.microsoft.com/office/word/2010/wordml" xmlns:w15="http://schemas.microsoft.com/office/word/2012/wordml" xmlns:w16cei="http://schemas.microsoft.com/office/word/2026/wordml/cei" xmlns:w16cex="http://schemas.microsoft.com/office/word/2018/wordml/cex" xmlns:w16cid="http://schemas.microsoft.com/office/word/2016/wordml/cid" xmlns:w16="http://schemas.microsoft.com/office/word/2018/wordml" xmlns:w16du="http://schemas.microsoft.com/office/word/2023/wordml/word16du" xmlns:w16sdtdh="http://schemas.microsoft.com/office/word/2020/wordml/sdtdatahash" xmlns:w16sdtfl="http://schemas.microsoft.com/office/word/2024/wordml/sdtformatlock" xmlns:w16se="http://schemas.microsoft.com/office/word/2015/wordml/symex" xmlns:wpg="http://schemas.microsoft.com/office/word/2010/wordprocessingGroup" xmlns:wpi="http://schemas.microsoft.com/office/word/2010/wordprocessingInk" xmlns:wne="http://schemas.microsoft.com/office/word/2006/wordml" xmlns:wps="http://schemas.microsoft.com/office/word/2010/wordprocessingShape" mc:Ignorable="w14 w15 w16se w16cid w16 w16cex w16sdtdh w16sdtfl w16du wp14">
   <w:body>
     <w:p>
       <w:pPr>
@@ -21,6 +21,1508 @@
           <w:szCs w:val="32"/>
           <w:u w:val="single"/>
         </w:rPr>
+        <w:t xml:space="preserve">TS </w:t>
+      </w:r>
+      <w:r>
+        <w:rPr>
+          <w:b/>
+          <w:bCs/>
+          <w:sz w:val="32"/>
+          <w:szCs w:val="32"/>
+          <w:u w:val="single"/>
+        </w:rPr>
+        <w:t>Krama</w:t>
+      </w:r>
+      <w:r>
+        <w:rPr>
+          <w:b/>
+          <w:bCs/>
+          <w:sz w:val="32"/>
+          <w:szCs w:val="32"/>
+          <w:u w:val="single"/>
+        </w:rPr>
+        <w:t xml:space="preserve"> Paatam – TS </w:t>
+      </w:r>
+      <w:r>
+        <w:rPr>
+          <w:b/>
+          <w:bCs/>
+          <w:sz w:val="32"/>
+          <w:szCs w:val="32"/>
+          <w:u w:val="single"/>
+        </w:rPr>
+        <w:t>4.4 Tamil</w:t>
+      </w:r>
+      <w:r>
+        <w:rPr>
+          <w:b/>
+          <w:bCs/>
+          <w:sz w:val="32"/>
+          <w:szCs w:val="32"/>
+          <w:u w:val="single"/>
+        </w:rPr>
+        <w:t xml:space="preserve"> Corrections –</w:t>
+      </w:r>
+      <w:r>
+        <w:rPr>
+          <w:b/>
+          <w:bCs/>
+          <w:sz w:val="32"/>
+          <w:szCs w:val="32"/>
+          <w:u w:val="single"/>
+        </w:rPr>
+        <w:t xml:space="preserve"> </w:t>
+      </w:r>
+      <w:r>
+        <w:rPr>
+          <w:b/>
+          <w:bCs/>
+          <w:sz w:val="32"/>
+          <w:szCs w:val="32"/>
+          <w:u w:val="single"/>
+        </w:rPr>
+        <w:t xml:space="preserve">Observed till </w:t>
+      </w:r>
+      <w:r>
+        <w:rPr>
+          <w:b/>
+          <w:bCs/>
+          <w:sz w:val="32"/>
+          <w:szCs w:val="32"/>
+          <w:u w:val="single"/>
+        </w:rPr>
+        <w:t>xxxxxxxx</w:t>
+      </w:r>
+    </w:p>
+    <w:p>
+      <w:pPr>
+        <w:spacing w:before="0" w:line="240" w:lineRule="auto"/>
+        <w:jc w:val="center"/>
+        <w:rPr>
+          <w:b/>
+          <w:bCs/>
+        </w:rPr>
+      </w:pPr>
+      <w:r>
+        <w:rPr>
+          <w:b/>
+          <w:bCs/>
+        </w:rPr>
+        <w:t>(ignore those which are already incorporated in your book’s version and date)</w:t>
+      </w:r>
+    </w:p>
+    <w:tbl>
+      <w:tblPr>
+        <w:tblW w:w="14395" w:type="dxa"/>
+        <w:tblInd w:w="-792" w:type="dxa"/>
+        <w:tblBorders>
+          <w:top w:val="single" w:sz="4" w:space="0" w:color="000000"/>
+          <w:left w:val="single" w:sz="4" w:space="0" w:color="000000"/>
+          <w:bottom w:val="single" w:sz="4" w:space="0" w:color="000000"/>
+          <w:right w:val="single" w:sz="4" w:space="0" w:color="000000"/>
+          <w:insideH w:val="single" w:sz="4" w:space="0" w:color="000000"/>
+          <w:insideV w:val="single" w:sz="4" w:space="0" w:color="000000"/>
+        </w:tblBorders>
+        <w:tblLook w:val="04A0" w:firstRow="1" w:lastRow="0" w:firstColumn="1" w:lastColumn="0" w:noHBand="0" w:noVBand="1"/>
+      </w:tblPr>
+      <w:tblGrid>
+        <w:gridCol w:w="3906"/>
+        <w:gridCol w:w="5103"/>
+        <w:gridCol w:w="5386"/>
+      </w:tblGrid>
+      <w:tr>
+        <w:tc>
+          <w:tcPr>
+            <w:tcW w:w="3906" w:type="dxa"/>
+          </w:tcPr>
+          <w:p>
+            <w:pPr>
+              <w:spacing w:before="0" w:line="240" w:lineRule="auto"/>
+              <w:jc w:val="center"/>
+              <w:rPr>
+                <w:b/>
+                <w:bCs/>
+                <w:sz w:val="32"/>
+                <w:szCs w:val="32"/>
+              </w:rPr>
+            </w:pPr>
+            <w:r>
+              <w:rPr>
+                <w:b/>
+                <w:bCs/>
+                <w:sz w:val="32"/>
+                <w:szCs w:val="32"/>
+              </w:rPr>
+              <w:t>Section, Paragraph</w:t>
+            </w:r>
+          </w:p>
+          <w:p>
+            <w:pPr>
+              <w:spacing w:before="0" w:line="240" w:lineRule="auto"/>
+              <w:jc w:val="center"/>
+              <w:rPr>
+                <w:b/>
+                <w:bCs/>
+                <w:sz w:val="32"/>
+                <w:szCs w:val="32"/>
+              </w:rPr>
+            </w:pPr>
+            <w:r>
+              <w:rPr>
+                <w:b/>
+                <w:bCs/>
+                <w:sz w:val="32"/>
+                <w:szCs w:val="32"/>
+              </w:rPr>
+              <w:t>Reference</w:t>
+            </w:r>
+          </w:p>
+        </w:tc>
+        <w:tc>
+          <w:tcPr>
+            <w:tcW w:w="5103" w:type="dxa"/>
+          </w:tcPr>
+          <w:p>
+            <w:pPr>
+              <w:spacing w:before="0" w:line="240" w:lineRule="auto"/>
+              <w:jc w:val="center"/>
+              <w:rPr>
+                <w:b/>
+                <w:bCs/>
+                <w:sz w:val="32"/>
+                <w:szCs w:val="32"/>
+              </w:rPr>
+            </w:pPr>
+            <w:r>
+              <w:rPr>
+                <w:b/>
+                <w:bCs/>
+                <w:sz w:val="32"/>
+                <w:szCs w:val="32"/>
+              </w:rPr>
+              <w:t>As Printed</w:t>
+            </w:r>
+          </w:p>
+        </w:tc>
+        <w:tc>
+          <w:tcPr>
+            <w:tcW w:w="5386" w:type="dxa"/>
+          </w:tcPr>
+          <w:p>
+            <w:pPr>
+              <w:spacing w:before="0" w:line="240" w:lineRule="auto"/>
+              <w:ind w:right="-18"/>
+              <w:jc w:val="center"/>
+              <w:rPr>
+                <w:b/>
+                <w:bCs/>
+                <w:sz w:val="32"/>
+                <w:szCs w:val="32"/>
+              </w:rPr>
+            </w:pPr>
+            <w:r>
+              <w:rPr>
+                <w:b/>
+                <w:bCs/>
+                <w:sz w:val="32"/>
+                <w:szCs w:val="32"/>
+              </w:rPr>
+              <w:t>To be read as or corrected as</w:t>
+            </w:r>
+          </w:p>
+        </w:tc>
+      </w:tr>
+      <w:tr>
+        <w:trPr>
+          <w:trHeight w:val="1118"/>
+        </w:trPr>
+        <w:tc>
+          <w:tcPr>
+            <w:tcW w:w="3906" w:type="dxa"/>
+          </w:tcPr>
+          <w:p>
+            <w:pPr>
+              <w:widowControl w:val="0"/>
+              <w:tabs>
+                <w:tab w:val="left" w:pos="993"/>
+              </w:tabs>
+              <w:autoSpaceDE w:val="0"/>
+              <w:autoSpaceDN w:val="0"/>
+              <w:adjustRightInd w:val="0"/>
+              <w:spacing w:before="0" w:line="252" w:lineRule="auto"/>
+              <w:ind w:right="297"/>
+              <w:rPr>
+                <w:rFonts w:cs="Arial"/>
+                <w:b/>
+                <w:sz w:val="28"/>
+                <w:szCs w:val="32"/>
+              </w:rPr>
+            </w:pPr>
+            <w:r>
+              <w:rPr>
+                <w:rFonts w:cs="Arial"/>
+                <w:b/>
+                <w:sz w:val="28"/>
+                <w:szCs w:val="32"/>
+              </w:rPr>
+              <w:t>T.S.4.4.</w:t>
+            </w:r>
+            <w:r>
+              <w:rPr>
+                <w:rFonts w:cs="Arial"/>
+                <w:b/>
+                <w:sz w:val="28"/>
+                <w:szCs w:val="32"/>
+              </w:rPr>
+              <w:t>4</w:t>
+            </w:r>
+            <w:r>
+              <w:rPr>
+                <w:rFonts w:cs="Arial"/>
+                <w:b/>
+                <w:sz w:val="28"/>
+                <w:szCs w:val="32"/>
+              </w:rPr>
+              <w:t>.</w:t>
+            </w:r>
+            <w:r>
+              <w:rPr>
+                <w:rFonts w:cs="Arial"/>
+                <w:b/>
+                <w:sz w:val="28"/>
+                <w:szCs w:val="32"/>
+              </w:rPr>
+              <w:t>3</w:t>
+            </w:r>
+            <w:r>
+              <w:rPr>
+                <w:rFonts w:cs="Arial"/>
+                <w:b/>
+                <w:sz w:val="28"/>
+                <w:szCs w:val="32"/>
+              </w:rPr>
+              <w:t xml:space="preserve"> – Kramam</w:t>
+            </w:r>
+          </w:p>
+          <w:p>
+            <w:pPr>
+              <w:widowControl w:val="0"/>
+              <w:tabs>
+                <w:tab w:val="left" w:pos="993"/>
+              </w:tabs>
+              <w:autoSpaceDE w:val="0"/>
+              <w:autoSpaceDN w:val="0"/>
+              <w:adjustRightInd w:val="0"/>
+              <w:spacing w:before="0" w:line="252" w:lineRule="auto"/>
+              <w:ind w:right="297"/>
+              <w:rPr>
+                <w:rFonts w:cs="Arial"/>
+                <w:b/>
+                <w:sz w:val="28"/>
+                <w:szCs w:val="32"/>
+              </w:rPr>
+            </w:pPr>
+            <w:r>
+              <w:rPr>
+                <w:rFonts w:cs="Arial"/>
+                <w:b/>
+                <w:sz w:val="28"/>
+                <w:szCs w:val="32"/>
+              </w:rPr>
+              <w:t xml:space="preserve">Krama Vaakyam No.– </w:t>
+            </w:r>
+            <w:r>
+              <w:rPr>
+                <w:rFonts w:cs="Arial"/>
+                <w:b/>
+                <w:sz w:val="28"/>
+                <w:szCs w:val="32"/>
+              </w:rPr>
+              <w:t>45</w:t>
+            </w:r>
+          </w:p>
+          <w:p>
+            <w:pPr>
+              <w:widowControl w:val="0"/>
+              <w:tabs>
+                <w:tab w:val="left" w:pos="993"/>
+              </w:tabs>
+              <w:autoSpaceDE w:val="0"/>
+              <w:autoSpaceDN w:val="0"/>
+              <w:adjustRightInd w:val="0"/>
+              <w:spacing w:before="0" w:line="252" w:lineRule="auto"/>
+              <w:ind w:right="297"/>
+              <w:rPr>
+                <w:rFonts w:cs="Arial"/>
+                <w:b/>
+                <w:sz w:val="28"/>
+                <w:szCs w:val="32"/>
+              </w:rPr>
+            </w:pPr>
+            <w:r>
+              <w:rPr>
+                <w:rFonts w:cs="Arial"/>
+                <w:b/>
+                <w:sz w:val="28"/>
+                <w:szCs w:val="32"/>
+              </w:rPr>
+              <w:t>Panchaati No</w:t>
+            </w:r>
+            <w:r>
+              <w:rPr>
+                <w:rFonts w:cs="Arial"/>
+                <w:b/>
+                <w:szCs w:val="32"/>
+              </w:rPr>
+              <w:t xml:space="preserve">. - </w:t>
+            </w:r>
+            <w:r>
+              <w:rPr>
+                <w:rFonts w:cs="Arial"/>
+                <w:b/>
+                <w:sz w:val="28"/>
+                <w:szCs w:val="28"/>
+              </w:rPr>
+              <w:t>12</w:t>
+            </w:r>
+          </w:p>
+        </w:tc>
+        <w:tc>
+          <w:tcPr>
+            <w:tcW w:w="5103" w:type="dxa"/>
+          </w:tcPr>
+          <w:p>
+            <w:pPr>
+              <w:widowControl w:val="0"/>
+              <w:autoSpaceDE w:val="0"/>
+              <w:autoSpaceDN w:val="0"/>
+              <w:adjustRightInd w:val="0"/>
+              <w:spacing w:before="0" w:line="240" w:lineRule="auto"/>
+              <w:ind w:right="-136"/>
+              <w:rPr>
+                <w:rFonts w:ascii="BRH Devanagari Extra" w:hAnsi="BRH Devanagari Extra" w:cs="BRH Devanagari Extra"/>
+                <w:color w:val="000000"/>
+                <w:sz w:val="40"/>
+                <w:szCs w:val="40"/>
+              </w:rPr>
+            </w:pPr>
+            <w:r>
+              <w:rPr>
+                <w:rFonts w:ascii="Latha" w:hAnsi="Latha" w:cs="Latha"/>
+                <w:sz w:val="28"/>
+                <w:szCs w:val="28"/>
+                <w:cs/>
+                <w:lang w:bidi="ta-IN"/>
+              </w:rPr>
+              <w:t>ஶோ</w:t>
+            </w:r>
+            <w:r>
+              <w:rPr>
+                <w:rFonts w:ascii="BRH Tamil Tab Extra" w:hAnsi="BRH Tamil Tab Extra" w:cs="Latha"/>
+                <w:b/>
+                <w:sz w:val="36"/>
+                <w:szCs w:val="28"/>
+                <w:lang w:bidi="ta-IN"/>
+              </w:rPr>
+              <w:t>…</w:t>
+            </w:r>
+            <w:r>
+              <w:rPr>
+                <w:rFonts w:ascii="Latha" w:hAnsi="Latha" w:cs="Latha"/>
+                <w:sz w:val="28"/>
+                <w:szCs w:val="28"/>
+                <w:cs/>
+                <w:lang w:bidi="ta-IN"/>
+              </w:rPr>
+              <w:t>சிஷ்கே</w:t>
+            </w:r>
+            <w:r>
+              <w:rPr>
+                <w:rFonts w:ascii="BRH Tamil Tab Extra" w:hAnsi="BRH Tamil Tab Extra" w:cs="Latha"/>
+                <w:b/>
+                <w:sz w:val="36"/>
+                <w:szCs w:val="28"/>
+                <w:lang w:bidi="ta-IN"/>
+              </w:rPr>
+              <w:t>†</w:t>
+            </w:r>
+            <w:r>
+              <w:rPr>
+                <w:rFonts w:ascii="Latha" w:hAnsi="Latha" w:cs="Latha"/>
+                <w:sz w:val="28"/>
+                <w:szCs w:val="28"/>
+                <w:cs/>
+                <w:lang w:bidi="ta-IN"/>
+              </w:rPr>
+              <w:t>ஶம்</w:t>
+            </w:r>
+            <w:r>
+              <w:rPr>
+                <w:rFonts w:ascii="Latha" w:hAnsi="Latha" w:cs="Latha"/>
+                <w:sz w:val="28"/>
+                <w:szCs w:val="28"/>
+                <w:lang w:bidi="ta-IN"/>
+              </w:rPr>
+              <w:t xml:space="preserve"> </w:t>
+            </w:r>
+            <w:r>
+              <w:rPr>
+                <w:rFonts w:ascii="Latha" w:hAnsi="Latha" w:cs="Latha"/>
+                <w:sz w:val="28"/>
+                <w:szCs w:val="28"/>
+                <w:cs/>
+                <w:lang w:bidi="ta-IN"/>
+              </w:rPr>
+              <w:t>புருப்</w:t>
+            </w:r>
+            <w:r>
+              <w:rPr>
+                <w:rFonts w:ascii="Latha" w:hAnsi="Latha" w:cs="Latha"/>
+                <w:sz w:val="28"/>
+                <w:szCs w:val="28"/>
+                <w:highlight w:val="yellow"/>
+                <w:cs/>
+                <w:lang w:bidi="ta-IN"/>
+              </w:rPr>
+              <w:t>ரி</w:t>
+            </w:r>
+            <w:r>
+              <w:rPr>
+                <w:rFonts w:ascii="Latha" w:hAnsi="Latha" w:cs="Latha"/>
+                <w:sz w:val="28"/>
+                <w:szCs w:val="28"/>
+                <w:cs/>
+                <w:lang w:bidi="ta-IN"/>
+              </w:rPr>
+              <w:t>ய</w:t>
+            </w:r>
+            <w:r>
+              <w:rPr>
+                <w:rFonts w:ascii="Latha" w:hAnsi="Latha" w:cs="Latha"/>
+                <w:sz w:val="28"/>
+                <w:szCs w:val="28"/>
+                <w:lang w:bidi="ta-IN"/>
+              </w:rPr>
+              <w:t xml:space="preserve"> |</w:t>
+            </w:r>
+          </w:p>
+        </w:tc>
+        <w:tc>
+          <w:tcPr>
+            <w:tcW w:w="5386" w:type="dxa"/>
+          </w:tcPr>
+          <w:p>
+            <w:pPr>
+              <w:widowControl w:val="0"/>
+              <w:autoSpaceDE w:val="0"/>
+              <w:autoSpaceDN w:val="0"/>
+              <w:adjustRightInd w:val="0"/>
+              <w:spacing w:line="252" w:lineRule="auto"/>
+              <w:ind w:right="-138"/>
+              <w:rPr>
+                <w:rFonts w:ascii="BRH Devanagari Extra" w:hAnsi="BRH Devanagari Extra" w:cs="BRH Devanagari Extra"/>
+                <w:color w:val="000000"/>
+                <w:sz w:val="40"/>
+                <w:szCs w:val="40"/>
+              </w:rPr>
+            </w:pPr>
+            <w:r>
+              <w:rPr>
+                <w:rFonts w:ascii="Latha" w:hAnsi="Latha" w:cs="Latha"/>
+                <w:sz w:val="28"/>
+                <w:szCs w:val="28"/>
+                <w:cs/>
+                <w:lang w:bidi="ta-IN"/>
+              </w:rPr>
+              <w:t>ஶோ</w:t>
+            </w:r>
+            <w:r>
+              <w:rPr>
+                <w:rFonts w:ascii="BRH Tamil Tab Extra" w:hAnsi="BRH Tamil Tab Extra" w:cs="Latha"/>
+                <w:b/>
+                <w:sz w:val="36"/>
+                <w:szCs w:val="28"/>
+                <w:lang w:bidi="ta-IN"/>
+              </w:rPr>
+              <w:t>…</w:t>
+            </w:r>
+            <w:r>
+              <w:rPr>
+                <w:rFonts w:ascii="Latha" w:hAnsi="Latha" w:cs="Latha"/>
+                <w:sz w:val="28"/>
+                <w:szCs w:val="28"/>
+                <w:cs/>
+                <w:lang w:bidi="ta-IN"/>
+              </w:rPr>
+              <w:t>சிஷ்கே</w:t>
+            </w:r>
+            <w:r>
+              <w:rPr>
+                <w:rFonts w:ascii="BRH Tamil Tab Extra" w:hAnsi="BRH Tamil Tab Extra" w:cs="Latha"/>
+                <w:b/>
+                <w:sz w:val="36"/>
+                <w:szCs w:val="28"/>
+                <w:lang w:bidi="ta-IN"/>
+              </w:rPr>
+              <w:t>†</w:t>
+            </w:r>
+            <w:r>
+              <w:rPr>
+                <w:rFonts w:ascii="Latha" w:hAnsi="Latha" w:cs="Latha"/>
+                <w:sz w:val="28"/>
+                <w:szCs w:val="28"/>
+                <w:cs/>
+                <w:lang w:bidi="ta-IN"/>
+              </w:rPr>
+              <w:t>ஶம்</w:t>
+            </w:r>
+            <w:r>
+              <w:rPr>
+                <w:rFonts w:ascii="Latha" w:hAnsi="Latha" w:cs="Latha"/>
+                <w:sz w:val="28"/>
+                <w:szCs w:val="28"/>
+                <w:lang w:bidi="ta-IN"/>
+              </w:rPr>
+              <w:t xml:space="preserve"> </w:t>
+            </w:r>
+            <w:r>
+              <w:rPr>
+                <w:rFonts w:ascii="Latha" w:hAnsi="Latha" w:cs="Latha"/>
+                <w:sz w:val="28"/>
+                <w:szCs w:val="28"/>
+                <w:cs/>
+                <w:lang w:bidi="ta-IN"/>
+              </w:rPr>
+              <w:t>புருப்</w:t>
+            </w:r>
+            <w:r>
+              <w:rPr>
+                <w:rFonts w:ascii="Latha" w:hAnsi="Latha" w:cs="Latha"/>
+                <w:sz w:val="28"/>
+                <w:szCs w:val="28"/>
+                <w:highlight w:val="green"/>
+                <w:cs/>
+                <w:lang w:bidi="ta-IN"/>
+              </w:rPr>
+              <w:t>ரி</w:t>
+            </w:r>
+            <w:r>
+              <w:rPr>
+                <w:rFonts w:ascii="Latha" w:hAnsi="Latha" w:cs="Latha"/>
+                <w:sz w:val="28"/>
+                <w:szCs w:val="28"/>
+                <w:cs/>
+                <w:lang w:bidi="ta-IN"/>
+              </w:rPr>
+              <w:t>ய</w:t>
+            </w:r>
+            <w:r>
+              <w:rPr>
+                <w:rFonts w:ascii="Latha" w:hAnsi="Latha" w:cs="Latha"/>
+                <w:sz w:val="28"/>
+                <w:szCs w:val="28"/>
+                <w:lang w:bidi="ta-IN"/>
+              </w:rPr>
+              <w:t xml:space="preserve"> |</w:t>
+            </w:r>
+          </w:p>
+        </w:tc>
+      </w:tr>
+      <w:tr>
+        <w:trPr>
+          <w:trHeight w:val="1118"/>
+        </w:trPr>
+        <w:tc>
+          <w:tcPr>
+            <w:tcW w:w="3906" w:type="dxa"/>
+          </w:tcPr>
+          <w:p>
+            <w:pPr>
+              <w:widowControl w:val="0"/>
+              <w:tabs>
+                <w:tab w:val="left" w:pos="993"/>
+              </w:tabs>
+              <w:autoSpaceDE w:val="0"/>
+              <w:autoSpaceDN w:val="0"/>
+              <w:adjustRightInd w:val="0"/>
+              <w:spacing w:before="0" w:line="252" w:lineRule="auto"/>
+              <w:ind w:right="297"/>
+              <w:rPr>
+                <w:rFonts w:cs="Arial"/>
+                <w:b/>
+                <w:sz w:val="28"/>
+                <w:szCs w:val="32"/>
+              </w:rPr>
+            </w:pPr>
+            <w:r>
+              <w:rPr>
+                <w:rFonts w:cs="Arial"/>
+                <w:b/>
+                <w:sz w:val="28"/>
+                <w:szCs w:val="32"/>
+              </w:rPr>
+              <w:t>T.S.4.4.4</w:t>
+            </w:r>
+            <w:r>
+              <w:rPr>
+                <w:rFonts w:cs="Arial"/>
+                <w:b/>
+                <w:sz w:val="28"/>
+                <w:szCs w:val="32"/>
+              </w:rPr>
+              <w:t>.</w:t>
+            </w:r>
+            <w:r>
+              <w:rPr>
+                <w:rFonts w:cs="Arial"/>
+                <w:b/>
+                <w:sz w:val="28"/>
+                <w:szCs w:val="32"/>
+              </w:rPr>
+              <w:t>5</w:t>
+            </w:r>
+            <w:r>
+              <w:rPr>
+                <w:rFonts w:cs="Arial"/>
+                <w:b/>
+                <w:sz w:val="28"/>
+                <w:szCs w:val="32"/>
+              </w:rPr>
+              <w:t xml:space="preserve"> – Kramam</w:t>
+            </w:r>
+          </w:p>
+          <w:p>
+            <w:pPr>
+              <w:widowControl w:val="0"/>
+              <w:tabs>
+                <w:tab w:val="left" w:pos="993"/>
+              </w:tabs>
+              <w:autoSpaceDE w:val="0"/>
+              <w:autoSpaceDN w:val="0"/>
+              <w:adjustRightInd w:val="0"/>
+              <w:spacing w:before="0" w:line="252" w:lineRule="auto"/>
+              <w:ind w:right="297"/>
+              <w:rPr>
+                <w:rFonts w:cs="Arial"/>
+                <w:b/>
+                <w:sz w:val="28"/>
+                <w:szCs w:val="32"/>
+              </w:rPr>
+            </w:pPr>
+            <w:r>
+              <w:rPr>
+                <w:rFonts w:cs="Arial"/>
+                <w:b/>
+                <w:sz w:val="28"/>
+                <w:szCs w:val="32"/>
+              </w:rPr>
+              <w:t xml:space="preserve">Krama Vaakyam No.– </w:t>
+            </w:r>
+            <w:r>
+              <w:rPr>
+                <w:rFonts w:cs="Arial"/>
+                <w:b/>
+                <w:sz w:val="28"/>
+                <w:szCs w:val="32"/>
+              </w:rPr>
+              <w:t>45</w:t>
+            </w:r>
+          </w:p>
+          <w:p>
+            <w:pPr>
+              <w:widowControl w:val="0"/>
+              <w:tabs>
+                <w:tab w:val="left" w:pos="993"/>
+              </w:tabs>
+              <w:autoSpaceDE w:val="0"/>
+              <w:autoSpaceDN w:val="0"/>
+              <w:adjustRightInd w:val="0"/>
+              <w:spacing w:before="0" w:line="252" w:lineRule="auto"/>
+              <w:ind w:right="297"/>
+              <w:rPr>
+                <w:rFonts w:cs="Arial"/>
+                <w:b/>
+                <w:sz w:val="28"/>
+                <w:szCs w:val="32"/>
+              </w:rPr>
+            </w:pPr>
+            <w:r>
+              <w:rPr>
+                <w:rFonts w:cs="Arial"/>
+                <w:b/>
+                <w:sz w:val="28"/>
+                <w:szCs w:val="32"/>
+              </w:rPr>
+              <w:t>Panchaati No</w:t>
+            </w:r>
+            <w:r>
+              <w:rPr>
+                <w:rFonts w:cs="Arial"/>
+                <w:b/>
+                <w:szCs w:val="32"/>
+              </w:rPr>
+              <w:t xml:space="preserve">. - </w:t>
+            </w:r>
+            <w:r>
+              <w:rPr>
+                <w:rFonts w:cs="Arial"/>
+                <w:b/>
+                <w:sz w:val="28"/>
+                <w:szCs w:val="28"/>
+              </w:rPr>
+              <w:t>1</w:t>
+            </w:r>
+            <w:r>
+              <w:rPr>
+                <w:rFonts w:cs="Arial"/>
+                <w:b/>
+                <w:sz w:val="28"/>
+                <w:szCs w:val="28"/>
+              </w:rPr>
+              <w:t>4</w:t>
+            </w:r>
+          </w:p>
+        </w:tc>
+        <w:tc>
+          <w:tcPr>
+            <w:tcW w:w="5103" w:type="dxa"/>
+          </w:tcPr>
+          <w:p>
+            <w:pPr>
+              <w:widowControl w:val="0"/>
+              <w:autoSpaceDE w:val="0"/>
+              <w:autoSpaceDN w:val="0"/>
+              <w:adjustRightInd w:val="0"/>
+              <w:spacing w:before="0" w:line="240" w:lineRule="auto"/>
+              <w:ind w:right="-136"/>
+              <w:rPr>
+                <w:rFonts w:ascii="Latha" w:hAnsi="Latha" w:cs="Latha"/>
+                <w:sz w:val="28"/>
+                <w:szCs w:val="28"/>
+                <w:cs/>
+                <w:lang w:bidi="ta-IN"/>
+              </w:rPr>
+            </w:pPr>
+            <w:r>
+              <w:rPr>
+                <w:rFonts w:ascii="Latha" w:hAnsi="Latha" w:cs="Latha"/>
+                <w:sz w:val="28"/>
+                <w:szCs w:val="28"/>
+                <w:cs/>
+                <w:lang w:bidi="ta-IN"/>
+              </w:rPr>
+              <w:t>மீ</w:t>
+            </w:r>
+            <w:r>
+              <w:rPr>
+                <w:rFonts w:ascii="BRH Tamil Tab Extra" w:hAnsi="BRH Tamil Tab Extra" w:cs="Latha"/>
+                <w:b/>
+                <w:sz w:val="36"/>
+                <w:szCs w:val="28"/>
+                <w:lang w:bidi="ta-IN"/>
+              </w:rPr>
+              <w:t>…</w:t>
+            </w:r>
+            <w:r>
+              <w:rPr>
+                <w:rFonts w:ascii="Latha" w:hAnsi="Latha" w:cs="Latha"/>
+                <w:sz w:val="28"/>
+                <w:szCs w:val="28"/>
+                <w:cs/>
+                <w:lang w:bidi="ta-IN"/>
+              </w:rPr>
+              <w:t>டு</w:t>
+            </w:r>
+            <w:r>
+              <w:rPr>
+                <w:rFonts w:ascii="Latha" w:hAnsi="Latha" w:cs="Latha"/>
+                <w:b/>
+                <w:bCs/>
+                <w:position w:val="-12"/>
+                <w:sz w:val="28"/>
+                <w:szCs w:val="28"/>
+                <w:cs/>
+                <w:lang w:bidi="ta-IN"/>
+              </w:rPr>
+              <w:t>4</w:t>
+            </w:r>
+            <w:r>
+              <w:rPr>
+                <w:rFonts w:ascii="Latha" w:hAnsi="Latha" w:cs="Latha"/>
+                <w:sz w:val="28"/>
+                <w:szCs w:val="28"/>
+                <w:cs/>
+                <w:lang w:bidi="ta-IN"/>
+              </w:rPr>
+              <w:t>ஷ</w:t>
+            </w:r>
+            <w:r>
+              <w:rPr>
+                <w:rFonts w:ascii="BRH Tamil Tab Extra" w:hAnsi="BRH Tamil Tab Extra" w:cs="Latha"/>
+                <w:b/>
+                <w:sz w:val="36"/>
+                <w:szCs w:val="28"/>
+                <w:lang w:bidi="ta-IN"/>
+              </w:rPr>
+              <w:t>…</w:t>
+            </w:r>
+            <w:r>
+              <w:rPr>
+                <w:rFonts w:ascii="Latha" w:hAnsi="Latha" w:cs="Latha"/>
+                <w:sz w:val="28"/>
+                <w:szCs w:val="28"/>
+                <w:lang w:bidi="ta-IN"/>
+              </w:rPr>
+              <w:t xml:space="preserve"> </w:t>
+            </w:r>
+            <w:r>
+              <w:rPr>
+                <w:rFonts w:ascii="Latha" w:hAnsi="Latha" w:cs="Latha"/>
+                <w:sz w:val="28"/>
+                <w:szCs w:val="28"/>
+                <w:cs/>
+                <w:lang w:bidi="ta-IN"/>
+              </w:rPr>
+              <w:t>இதி</w:t>
+            </w:r>
+            <w:r>
+              <w:rPr>
+                <w:rFonts w:ascii="BRH Tamil Tab Extra" w:hAnsi="BRH Tamil Tab Extra" w:cs="Latha"/>
+                <w:b/>
+                <w:sz w:val="36"/>
+                <w:szCs w:val="28"/>
+                <w:lang w:bidi="ta-IN"/>
+              </w:rPr>
+              <w:t>†</w:t>
+            </w:r>
+            <w:r>
+              <w:rPr>
+                <w:rFonts w:ascii="Latha" w:hAnsi="Latha" w:cs="Latha"/>
+                <w:sz w:val="28"/>
+                <w:szCs w:val="28"/>
+                <w:lang w:bidi="ta-IN"/>
+              </w:rPr>
+              <w:t xml:space="preserve"> </w:t>
+            </w:r>
+            <w:r>
+              <w:rPr>
+                <w:rFonts w:ascii="Latha" w:hAnsi="Latha" w:cs="Latha" w:hint="cs"/>
+                <w:sz w:val="28"/>
+                <w:szCs w:val="28"/>
+                <w:highlight w:val="yellow"/>
+                <w:cs/>
+                <w:lang w:bidi="ta-IN"/>
+              </w:rPr>
+              <w:t>மி</w:t>
+            </w:r>
+            <w:r>
+              <w:rPr>
+                <w:rFonts w:ascii="BRH Tamil Tab Extra" w:hAnsi="BRH Tamil Tab Extra" w:cs="Latha"/>
+                <w:b/>
+                <w:sz w:val="36"/>
+                <w:szCs w:val="28"/>
+                <w:lang w:bidi="ta-IN"/>
+              </w:rPr>
+              <w:t>…</w:t>
+            </w:r>
+            <w:r>
+              <w:rPr>
+                <w:rFonts w:ascii="Latha" w:hAnsi="Latha" w:cs="Latha"/>
+                <w:sz w:val="28"/>
+                <w:szCs w:val="28"/>
+                <w:cs/>
+                <w:lang w:bidi="ta-IN"/>
+              </w:rPr>
+              <w:t>டு</w:t>
+            </w:r>
+            <w:r>
+              <w:rPr>
+                <w:rFonts w:ascii="Latha" w:hAnsi="Latha" w:cs="Latha"/>
+                <w:b/>
+                <w:bCs/>
+                <w:position w:val="-12"/>
+                <w:sz w:val="28"/>
+                <w:szCs w:val="28"/>
+                <w:cs/>
+                <w:lang w:bidi="ta-IN"/>
+              </w:rPr>
+              <w:t>4</w:t>
+            </w:r>
+            <w:r>
+              <w:rPr>
+                <w:rFonts w:ascii="Latha" w:hAnsi="Latha" w:cs="Latha"/>
+                <w:sz w:val="28"/>
+                <w:szCs w:val="28"/>
+                <w:cs/>
+                <w:lang w:bidi="ta-IN"/>
+              </w:rPr>
+              <w:t>ஷ</w:t>
+            </w:r>
+            <w:r>
+              <w:rPr>
+                <w:rFonts w:ascii="BRH Tamil Tab Extra" w:hAnsi="BRH Tamil Tab Extra" w:cs="Latha"/>
+                <w:b/>
+                <w:sz w:val="36"/>
+                <w:szCs w:val="28"/>
+                <w:lang w:bidi="ta-IN"/>
+              </w:rPr>
+              <w:t>†</w:t>
+            </w:r>
+            <w:r>
+              <w:rPr>
+                <w:rFonts w:ascii="Latha" w:hAnsi="Latha" w:cs="Latha"/>
+                <w:b/>
+                <w:bCs/>
+                <w:sz w:val="32"/>
+                <w:szCs w:val="32"/>
+                <w:cs/>
+                <w:lang w:bidi="ta-IN"/>
+              </w:rPr>
+              <w:t>:</w:t>
+            </w:r>
+            <w:r>
+              <w:rPr>
+                <w:rFonts w:ascii="Latha" w:hAnsi="Latha" w:cs="Latha"/>
+                <w:sz w:val="28"/>
+                <w:szCs w:val="28"/>
+                <w:lang w:bidi="ta-IN"/>
+              </w:rPr>
+              <w:t xml:space="preserve"> || </w:t>
+            </w:r>
+            <w:r>
+              <w:rPr>
+                <w:rFonts w:ascii="Latha" w:hAnsi="Latha" w:cs="Latha"/>
+                <w:sz w:val="28"/>
+                <w:szCs w:val="28"/>
+                <w:cs/>
+                <w:lang w:bidi="ta-IN"/>
+              </w:rPr>
+              <w:t>உத்</w:t>
+            </w:r>
+            <w:r>
+              <w:rPr>
+                <w:rFonts w:ascii="Latha" w:hAnsi="Latha" w:cs="Latha"/>
+                <w:b/>
+                <w:bCs/>
+                <w:position w:val="-12"/>
+                <w:sz w:val="28"/>
+                <w:szCs w:val="28"/>
+                <w:cs/>
+                <w:lang w:bidi="ta-IN"/>
+              </w:rPr>
+              <w:t>3</w:t>
+            </w:r>
+            <w:r>
+              <w:rPr>
+                <w:rFonts w:ascii="Latha" w:hAnsi="Latha" w:cs="Latha"/>
+                <w:sz w:val="28"/>
+                <w:szCs w:val="28"/>
+                <w:cs/>
+                <w:lang w:bidi="ta-IN"/>
+              </w:rPr>
+              <w:t>தூ</w:t>
+            </w:r>
+            <w:r>
+              <w:rPr>
+                <w:rFonts w:ascii="BRH Tamil Tab Extra" w:hAnsi="BRH Tamil Tab Extra" w:cs="Latha"/>
+                <w:b/>
+                <w:sz w:val="36"/>
+                <w:szCs w:val="28"/>
+                <w:lang w:bidi="ta-IN"/>
+              </w:rPr>
+              <w:t>…</w:t>
+            </w:r>
+            <w:r>
+              <w:rPr>
+                <w:rFonts w:ascii="Latha" w:hAnsi="Latha" w:cs="Latha"/>
+                <w:b/>
+                <w:bCs/>
+                <w:position w:val="-12"/>
+                <w:sz w:val="28"/>
+                <w:szCs w:val="28"/>
+                <w:cs/>
+                <w:lang w:bidi="ta-IN"/>
+              </w:rPr>
+              <w:t>4</w:t>
+            </w:r>
+            <w:r>
+              <w:rPr>
+                <w:rFonts w:ascii="Latha" w:hAnsi="Latha" w:cs="Latha"/>
+                <w:sz w:val="28"/>
+                <w:szCs w:val="28"/>
+                <w:cs/>
+                <w:lang w:bidi="ta-IN"/>
+              </w:rPr>
+              <w:t>மாஸ</w:t>
+            </w:r>
+            <w:r>
+              <w:rPr>
+                <w:rFonts w:ascii="BRH Tamil Tab Extra" w:hAnsi="BRH Tamil Tab Extra" w:cs="Latha"/>
+                <w:b/>
+                <w:sz w:val="36"/>
+                <w:szCs w:val="28"/>
+                <w:lang w:bidi="ta-IN"/>
+              </w:rPr>
+              <w:t>†</w:t>
+            </w:r>
+            <w:r>
+              <w:rPr>
+                <w:rFonts w:ascii="Latha" w:hAnsi="Latha" w:cs="Latha"/>
+                <w:b/>
+                <w:bCs/>
+                <w:sz w:val="32"/>
+                <w:szCs w:val="32"/>
+                <w:cs/>
+                <w:lang w:bidi="ta-IN"/>
+              </w:rPr>
+              <w:t>:</w:t>
+            </w:r>
+            <w:r>
+              <w:rPr>
+                <w:rFonts w:ascii="Latha" w:hAnsi="Latha" w:cs="Latha"/>
+                <w:sz w:val="28"/>
+                <w:szCs w:val="28"/>
+                <w:lang w:bidi="ta-IN"/>
+              </w:rPr>
+              <w:t xml:space="preserve"> |</w:t>
+            </w:r>
+          </w:p>
+        </w:tc>
+        <w:tc>
+          <w:tcPr>
+            <w:tcW w:w="5386" w:type="dxa"/>
+          </w:tcPr>
+          <w:p>
+            <w:pPr>
+              <w:widowControl w:val="0"/>
+              <w:autoSpaceDE w:val="0"/>
+              <w:autoSpaceDN w:val="0"/>
+              <w:adjustRightInd w:val="0"/>
+              <w:spacing w:line="252" w:lineRule="auto"/>
+              <w:ind w:right="-138"/>
+              <w:rPr>
+                <w:rFonts w:ascii="Latha" w:hAnsi="Latha" w:cs="Latha"/>
+                <w:sz w:val="28"/>
+                <w:szCs w:val="28"/>
+                <w:cs/>
+                <w:lang w:bidi="ta-IN"/>
+              </w:rPr>
+            </w:pPr>
+            <w:r>
+              <w:rPr>
+                <w:rFonts w:ascii="Latha" w:hAnsi="Latha" w:cs="Latha"/>
+                <w:sz w:val="28"/>
+                <w:szCs w:val="28"/>
+                <w:cs/>
+                <w:lang w:bidi="ta-IN"/>
+              </w:rPr>
+              <w:t>மீ</w:t>
+            </w:r>
+            <w:r>
+              <w:rPr>
+                <w:rFonts w:ascii="BRH Tamil Tab Extra" w:hAnsi="BRH Tamil Tab Extra" w:cs="Latha"/>
+                <w:b/>
+                <w:sz w:val="36"/>
+                <w:szCs w:val="28"/>
+                <w:lang w:bidi="ta-IN"/>
+              </w:rPr>
+              <w:t>…</w:t>
+            </w:r>
+            <w:r>
+              <w:rPr>
+                <w:rFonts w:ascii="Latha" w:hAnsi="Latha" w:cs="Latha"/>
+                <w:sz w:val="28"/>
+                <w:szCs w:val="28"/>
+                <w:cs/>
+                <w:lang w:bidi="ta-IN"/>
+              </w:rPr>
+              <w:t>டு</w:t>
+            </w:r>
+            <w:r>
+              <w:rPr>
+                <w:rFonts w:ascii="Latha" w:hAnsi="Latha" w:cs="Latha"/>
+                <w:b/>
+                <w:bCs/>
+                <w:position w:val="-12"/>
+                <w:sz w:val="28"/>
+                <w:szCs w:val="28"/>
+                <w:cs/>
+                <w:lang w:bidi="ta-IN"/>
+              </w:rPr>
+              <w:t>4</w:t>
+            </w:r>
+            <w:r>
+              <w:rPr>
+                <w:rFonts w:ascii="Latha" w:hAnsi="Latha" w:cs="Latha"/>
+                <w:sz w:val="28"/>
+                <w:szCs w:val="28"/>
+                <w:cs/>
+                <w:lang w:bidi="ta-IN"/>
+              </w:rPr>
+              <w:t>ஷ</w:t>
+            </w:r>
+            <w:r>
+              <w:rPr>
+                <w:rFonts w:ascii="BRH Tamil Tab Extra" w:hAnsi="BRH Tamil Tab Extra" w:cs="Latha"/>
+                <w:b/>
+                <w:sz w:val="36"/>
+                <w:szCs w:val="28"/>
+                <w:lang w:bidi="ta-IN"/>
+              </w:rPr>
+              <w:t>…</w:t>
+            </w:r>
+            <w:r>
+              <w:rPr>
+                <w:rFonts w:ascii="Latha" w:hAnsi="Latha" w:cs="Latha"/>
+                <w:sz w:val="28"/>
+                <w:szCs w:val="28"/>
+                <w:lang w:bidi="ta-IN"/>
+              </w:rPr>
+              <w:t xml:space="preserve"> </w:t>
+            </w:r>
+            <w:r>
+              <w:rPr>
+                <w:rFonts w:ascii="Latha" w:hAnsi="Latha" w:cs="Latha"/>
+                <w:sz w:val="28"/>
+                <w:szCs w:val="28"/>
+                <w:cs/>
+                <w:lang w:bidi="ta-IN"/>
+              </w:rPr>
+              <w:t>இதி</w:t>
+            </w:r>
+            <w:r>
+              <w:rPr>
+                <w:rFonts w:ascii="BRH Tamil Tab Extra" w:hAnsi="BRH Tamil Tab Extra" w:cs="Latha"/>
+                <w:b/>
+                <w:sz w:val="36"/>
+                <w:szCs w:val="28"/>
+                <w:lang w:bidi="ta-IN"/>
+              </w:rPr>
+              <w:t>†</w:t>
+            </w:r>
+            <w:r>
+              <w:rPr>
+                <w:rFonts w:ascii="Latha" w:hAnsi="Latha" w:cs="Latha"/>
+                <w:sz w:val="28"/>
+                <w:szCs w:val="28"/>
+                <w:lang w:bidi="ta-IN"/>
+              </w:rPr>
+              <w:t xml:space="preserve"> </w:t>
+            </w:r>
+            <w:r>
+              <w:rPr>
+                <w:rFonts w:ascii="Latha" w:hAnsi="Latha" w:cs="Latha"/>
+                <w:sz w:val="28"/>
+                <w:szCs w:val="28"/>
+                <w:highlight w:val="green"/>
+                <w:cs/>
+                <w:lang w:bidi="ta-IN"/>
+              </w:rPr>
+              <w:t>மீ</w:t>
+            </w:r>
+            <w:r>
+              <w:rPr>
+                <w:rFonts w:ascii="BRH Tamil Tab Extra" w:hAnsi="BRH Tamil Tab Extra" w:cs="Latha"/>
+                <w:b/>
+                <w:sz w:val="36"/>
+                <w:szCs w:val="28"/>
+                <w:lang w:bidi="ta-IN"/>
+              </w:rPr>
+              <w:t>…</w:t>
+            </w:r>
+            <w:r>
+              <w:rPr>
+                <w:rFonts w:ascii="Latha" w:hAnsi="Latha" w:cs="Latha"/>
+                <w:sz w:val="28"/>
+                <w:szCs w:val="28"/>
+                <w:cs/>
+                <w:lang w:bidi="ta-IN"/>
+              </w:rPr>
+              <w:t>டு</w:t>
+            </w:r>
+            <w:r>
+              <w:rPr>
+                <w:rFonts w:ascii="Latha" w:hAnsi="Latha" w:cs="Latha"/>
+                <w:b/>
+                <w:bCs/>
+                <w:position w:val="-12"/>
+                <w:sz w:val="28"/>
+                <w:szCs w:val="28"/>
+                <w:cs/>
+                <w:lang w:bidi="ta-IN"/>
+              </w:rPr>
+              <w:t>4</w:t>
+            </w:r>
+            <w:r>
+              <w:rPr>
+                <w:rFonts w:ascii="Latha" w:hAnsi="Latha" w:cs="Latha"/>
+                <w:sz w:val="28"/>
+                <w:szCs w:val="28"/>
+                <w:cs/>
+                <w:lang w:bidi="ta-IN"/>
+              </w:rPr>
+              <w:t>ஷ</w:t>
+            </w:r>
+            <w:r>
+              <w:rPr>
+                <w:rFonts w:ascii="BRH Tamil Tab Extra" w:hAnsi="BRH Tamil Tab Extra" w:cs="Latha"/>
+                <w:b/>
+                <w:sz w:val="36"/>
+                <w:szCs w:val="28"/>
+                <w:lang w:bidi="ta-IN"/>
+              </w:rPr>
+              <w:t>†</w:t>
+            </w:r>
+            <w:r>
+              <w:rPr>
+                <w:rFonts w:ascii="Latha" w:hAnsi="Latha" w:cs="Latha"/>
+                <w:b/>
+                <w:bCs/>
+                <w:sz w:val="32"/>
+                <w:szCs w:val="32"/>
+                <w:cs/>
+                <w:lang w:bidi="ta-IN"/>
+              </w:rPr>
+              <w:t>:</w:t>
+            </w:r>
+            <w:r>
+              <w:rPr>
+                <w:rFonts w:ascii="Latha" w:hAnsi="Latha" w:cs="Latha"/>
+                <w:sz w:val="28"/>
+                <w:szCs w:val="28"/>
+                <w:lang w:bidi="ta-IN"/>
+              </w:rPr>
+              <w:t xml:space="preserve"> || </w:t>
+            </w:r>
+            <w:r>
+              <w:rPr>
+                <w:rFonts w:ascii="Latha" w:hAnsi="Latha" w:cs="Latha"/>
+                <w:sz w:val="28"/>
+                <w:szCs w:val="28"/>
+                <w:cs/>
+                <w:lang w:bidi="ta-IN"/>
+              </w:rPr>
+              <w:t>உத்</w:t>
+            </w:r>
+            <w:r>
+              <w:rPr>
+                <w:rFonts w:ascii="Latha" w:hAnsi="Latha" w:cs="Latha"/>
+                <w:b/>
+                <w:bCs/>
+                <w:position w:val="-12"/>
+                <w:sz w:val="28"/>
+                <w:szCs w:val="28"/>
+                <w:cs/>
+                <w:lang w:bidi="ta-IN"/>
+              </w:rPr>
+              <w:t>3</w:t>
+            </w:r>
+            <w:r>
+              <w:rPr>
+                <w:rFonts w:ascii="Latha" w:hAnsi="Latha" w:cs="Latha"/>
+                <w:sz w:val="28"/>
+                <w:szCs w:val="28"/>
+                <w:cs/>
+                <w:lang w:bidi="ta-IN"/>
+              </w:rPr>
+              <w:t>தூ</w:t>
+            </w:r>
+            <w:r>
+              <w:rPr>
+                <w:rFonts w:ascii="BRH Tamil Tab Extra" w:hAnsi="BRH Tamil Tab Extra" w:cs="Latha"/>
+                <w:b/>
+                <w:sz w:val="36"/>
+                <w:szCs w:val="28"/>
+                <w:lang w:bidi="ta-IN"/>
+              </w:rPr>
+              <w:t>…</w:t>
+            </w:r>
+            <w:r>
+              <w:rPr>
+                <w:rFonts w:ascii="Latha" w:hAnsi="Latha" w:cs="Latha"/>
+                <w:b/>
+                <w:bCs/>
+                <w:position w:val="-12"/>
+                <w:sz w:val="28"/>
+                <w:szCs w:val="28"/>
+                <w:cs/>
+                <w:lang w:bidi="ta-IN"/>
+              </w:rPr>
+              <w:t>4</w:t>
+            </w:r>
+            <w:r>
+              <w:rPr>
+                <w:rFonts w:ascii="Latha" w:hAnsi="Latha" w:cs="Latha"/>
+                <w:sz w:val="28"/>
+                <w:szCs w:val="28"/>
+                <w:cs/>
+                <w:lang w:bidi="ta-IN"/>
+              </w:rPr>
+              <w:t>மாஸ</w:t>
+            </w:r>
+            <w:r>
+              <w:rPr>
+                <w:rFonts w:ascii="BRH Tamil Tab Extra" w:hAnsi="BRH Tamil Tab Extra" w:cs="Latha"/>
+                <w:b/>
+                <w:sz w:val="36"/>
+                <w:szCs w:val="28"/>
+                <w:lang w:bidi="ta-IN"/>
+              </w:rPr>
+              <w:t>†</w:t>
+            </w:r>
+            <w:r>
+              <w:rPr>
+                <w:rFonts w:ascii="Latha" w:hAnsi="Latha" w:cs="Latha"/>
+                <w:b/>
+                <w:bCs/>
+                <w:sz w:val="32"/>
+                <w:szCs w:val="32"/>
+                <w:cs/>
+                <w:lang w:bidi="ta-IN"/>
+              </w:rPr>
+              <w:t>:</w:t>
+            </w:r>
+            <w:r>
+              <w:rPr>
+                <w:rFonts w:ascii="Latha" w:hAnsi="Latha" w:cs="Latha"/>
+                <w:sz w:val="28"/>
+                <w:szCs w:val="28"/>
+                <w:lang w:bidi="ta-IN"/>
+              </w:rPr>
+              <w:t xml:space="preserve"> |</w:t>
+            </w:r>
+          </w:p>
+        </w:tc>
+      </w:tr>
+    </w:tbl>
+    <w:p>
+      <w:pPr>
+        <w:jc w:val="center"/>
+        <w:rPr>
+          <w:b/>
+          <w:bCs/>
+          <w:sz w:val="32"/>
+          <w:szCs w:val="32"/>
+          <w:u w:val="single"/>
+        </w:rPr>
+      </w:pPr>
+    </w:p>
+    <w:p>
+      <w:pPr>
+        <w:jc w:val="center"/>
+        <w:rPr>
+          <w:b/>
+          <w:bCs/>
+          <w:sz w:val="32"/>
+          <w:szCs w:val="32"/>
+          <w:u w:val="single"/>
+        </w:rPr>
+      </w:pPr>
+    </w:p>
+    <w:p>
+      <w:pPr>
+        <w:jc w:val="center"/>
+        <w:rPr>
+          <w:b/>
+          <w:bCs/>
+          <w:sz w:val="32"/>
+          <w:szCs w:val="32"/>
+          <w:u w:val="single"/>
+        </w:rPr>
+      </w:pPr>
+    </w:p>
+    <w:p>
+      <w:pPr>
+        <w:jc w:val="center"/>
+        <w:rPr>
+          <w:b/>
+          <w:bCs/>
+          <w:sz w:val="32"/>
+          <w:szCs w:val="32"/>
+          <w:u w:val="single"/>
+        </w:rPr>
+      </w:pPr>
+    </w:p>
+    <w:p>
+      <w:pPr>
+        <w:jc w:val="center"/>
+        <w:rPr>
+          <w:b/>
+          <w:bCs/>
+          <w:sz w:val="32"/>
+          <w:szCs w:val="32"/>
+          <w:u w:val="single"/>
+        </w:rPr>
+      </w:pPr>
+    </w:p>
+    <w:p>
+      <w:pPr>
+        <w:jc w:val="center"/>
+        <w:rPr>
+          <w:b/>
+          <w:bCs/>
+          <w:sz w:val="32"/>
+          <w:szCs w:val="32"/>
+          <w:u w:val="single"/>
+        </w:rPr>
+      </w:pPr>
+    </w:p>
+    <w:p>
+      <w:pPr>
+        <w:jc w:val="center"/>
+        <w:rPr>
+          <w:b/>
+          <w:bCs/>
+          <w:sz w:val="32"/>
+          <w:szCs w:val="32"/>
+          <w:u w:val="single"/>
+        </w:rPr>
+      </w:pPr>
+    </w:p>
+    <w:p>
+      <w:pPr>
+        <w:jc w:val="center"/>
+        <w:rPr>
+          <w:b/>
+          <w:bCs/>
+          <w:sz w:val="32"/>
+          <w:szCs w:val="32"/>
+          <w:u w:val="single"/>
+        </w:rPr>
+      </w:pPr>
+    </w:p>
+    <w:p>
+      <w:pPr>
+        <w:jc w:val="center"/>
+        <w:rPr>
+          <w:b/>
+          <w:bCs/>
+          <w:sz w:val="32"/>
+          <w:szCs w:val="32"/>
+          <w:u w:val="single"/>
+        </w:rPr>
+      </w:pPr>
+    </w:p>
+    <w:p>
+      <w:pPr>
+        <w:jc w:val="center"/>
+        <w:rPr>
+          <w:b/>
+          <w:bCs/>
+          <w:sz w:val="32"/>
+          <w:szCs w:val="32"/>
+          <w:u w:val="single"/>
+        </w:rPr>
+      </w:pPr>
+      <w:r>
+        <w:rPr>
+          <w:b/>
+          <w:bCs/>
+          <w:sz w:val="32"/>
+          <w:szCs w:val="32"/>
+          <w:u w:val="single"/>
+        </w:rPr>
+        <w:lastRenderedPageBreak/>
         <w:t xml:space="preserve">TS </w:t>
       </w:r>
       <w:r>
@@ -1001,19 +2503,8 @@
                 <w:sz w:val="28"/>
                 <w:szCs w:val="32"/>
               </w:rPr>
-              <w:t xml:space="preserve"> – </w:t>
-            </w:r>
-            <w:proofErr w:type="spellStart"/>
-            <w:r>
-              <w:rPr>
-                <w:rFonts w:cs="Arial"/>
-                <w:b/>
-                <w:sz w:val="28"/>
-                <w:szCs w:val="32"/>
-              </w:rPr>
-              <w:t>Kramam</w:t>
-            </w:r>
-            <w:proofErr w:type="spellEnd"/>
+              <w:t xml:space="preserve"> – Kramam</w:t>
+            </w:r>
           </w:p>
           <w:p>
             <w:pPr>
@@ -1033,45 +2524,14 @@
                 <w:szCs w:val="32"/>
               </w:rPr>
             </w:pPr>
-            <w:proofErr w:type="spellStart"/>
-            <w:r>
-              <w:rPr>
-                <w:rFonts w:cs="Arial"/>
-                <w:b/>
-                <w:sz w:val="28"/>
-                <w:szCs w:val="32"/>
-              </w:rPr>
-              <w:t>Krama</w:t>
-            </w:r>
-            <w:proofErr w:type="spellEnd"/>
-            <w:r>
-              <w:rPr>
-                <w:rFonts w:cs="Arial"/>
-                <w:b/>
-                <w:sz w:val="28"/>
-                <w:szCs w:val="32"/>
-              </w:rPr>
-              <w:t xml:space="preserve"> </w:t>
-            </w:r>
-            <w:proofErr w:type="spellStart"/>
-            <w:r>
-              <w:rPr>
-                <w:rFonts w:cs="Arial"/>
-                <w:b/>
-                <w:sz w:val="28"/>
-                <w:szCs w:val="32"/>
-              </w:rPr>
-              <w:t>Vaakyam</w:t>
-            </w:r>
-            <w:proofErr w:type="spellEnd"/>
-            <w:r>
-              <w:rPr>
-                <w:rFonts w:cs="Arial"/>
-                <w:b/>
-                <w:sz w:val="28"/>
-                <w:szCs w:val="32"/>
-              </w:rPr>
-              <w:t xml:space="preserve"> No.– </w:t>
+            <w:r>
+              <w:rPr>
+                <w:rFonts w:cs="Arial"/>
+                <w:b/>
+                <w:sz w:val="28"/>
+                <w:szCs w:val="32"/>
+              </w:rPr>
+              <w:t xml:space="preserve">Krama Vaakyam No.– </w:t>
             </w:r>
             <w:r>
               <w:rPr>
@@ -1101,25 +2561,14 @@
                 <w:szCs w:val="32"/>
               </w:rPr>
             </w:pPr>
-            <w:proofErr w:type="spellStart"/>
-            <w:r>
-              <w:rPr>
-                <w:rFonts w:cs="Arial"/>
-                <w:b/>
-                <w:sz w:val="28"/>
-                <w:szCs w:val="32"/>
-              </w:rPr>
-              <w:t>Panchaati</w:t>
-            </w:r>
-            <w:proofErr w:type="spellEnd"/>
-            <w:r>
-              <w:rPr>
-                <w:rFonts w:cs="Arial"/>
-                <w:b/>
-                <w:sz w:val="28"/>
-                <w:szCs w:val="32"/>
-              </w:rPr>
-              <w:t xml:space="preserve"> No</w:t>
+            <w:r>
+              <w:rPr>
+                <w:rFonts w:cs="Arial"/>
+                <w:b/>
+                <w:sz w:val="28"/>
+                <w:szCs w:val="32"/>
+              </w:rPr>
+              <w:t>Panchaati No</w:t>
             </w:r>
             <w:r>
               <w:rPr>
@@ -1186,8 +2635,6 @@
               </w:rPr>
               <w:t>ன</w:t>
             </w:r>
-            <w:bookmarkStart w:id="0" w:name="_GoBack"/>
-            <w:bookmarkEnd w:id="0"/>
             <w:r>
               <w:rPr>
                 <w:rFonts w:ascii="BRH Tamil Tab Extra" w:hAnsi="BRH Tamil Tab Extra" w:cs="Latha"/>
@@ -1633,19 +3080,8 @@
                 <w:sz w:val="28"/>
                 <w:szCs w:val="32"/>
               </w:rPr>
-              <w:t xml:space="preserve"> – </w:t>
-            </w:r>
-            <w:proofErr w:type="spellStart"/>
-            <w:r>
-              <w:rPr>
-                <w:rFonts w:cs="Arial"/>
-                <w:b/>
-                <w:sz w:val="28"/>
-                <w:szCs w:val="32"/>
-              </w:rPr>
-              <w:t>Kramam</w:t>
-            </w:r>
-            <w:proofErr w:type="spellEnd"/>
+              <w:t xml:space="preserve"> – Kramam</w:t>
+            </w:r>
           </w:p>
           <w:p>
             <w:pPr>
@@ -3296,31 +4732,7 @@
                 <w:b/>
                 <w:bCs/>
               </w:rPr>
-              <w:t>(</w:t>
-            </w:r>
-            <w:proofErr w:type="spellStart"/>
-            <w:r>
-              <w:rPr>
-                <w:b/>
-                <w:bCs/>
-              </w:rPr>
-              <w:t>swara</w:t>
-            </w:r>
-            <w:proofErr w:type="spellEnd"/>
-            <w:r>
-              <w:rPr>
-                <w:b/>
-                <w:bCs/>
-              </w:rPr>
-              <w:t xml:space="preserve"> </w:t>
-            </w:r>
-            <w:proofErr w:type="spellStart"/>
-            <w:r>
-              <w:rPr>
-                <w:b/>
-                <w:bCs/>
-              </w:rPr>
-              <w:t>bak</w:t>
+              <w:t>(swara bak</w:t>
             </w:r>
             <w:r>
               <w:rPr>
@@ -3336,7 +4748,6 @@
               </w:rPr>
               <w:t>ti</w:t>
             </w:r>
-            <w:proofErr w:type="spellEnd"/>
             <w:r>
               <w:rPr>
                 <w:rFonts w:ascii="BRH Devanagari Extra" w:hAnsi="BRH Devanagari Extra" w:cs="BRH Devanagari Extra"/>
@@ -4415,7 +5826,6 @@
               </w:rPr>
               <w:t>வ்யா</w:t>
             </w:r>
-            <w:proofErr w:type="spellStart"/>
             <w:r>
               <w:rPr>
                 <w:rFonts w:ascii="BRH Devanagari Extra" w:hAnsi="BRH Devanagari Extra" w:cs="Latha"/>
@@ -4437,7 +5847,6 @@
               </w:rPr>
               <w:t>è</w:t>
             </w:r>
-            <w:proofErr w:type="spellEnd"/>
             <w:r>
               <w:rPr>
                 <w:rFonts w:ascii="Latha" w:hAnsi="Latha" w:cs="Latha"/>
@@ -4688,7 +6097,6 @@
               </w:rPr>
               <w:t>வ்யா</w:t>
             </w:r>
-            <w:proofErr w:type="spellStart"/>
             <w:r>
               <w:rPr>
                 <w:rFonts w:ascii="BRH Devanagari Extra" w:hAnsi="BRH Devanagari Extra" w:cs="BRH Devanagari Extra"/>
@@ -4708,7 +6116,6 @@
               </w:rPr>
               <w:t>è</w:t>
             </w:r>
-            <w:proofErr w:type="spellEnd"/>
             <w:r>
               <w:rPr>
                 <w:rFonts w:ascii="Latha" w:hAnsi="Latha" w:cs="Latha"/>
@@ -12192,23 +13599,7 @@
                 <w:b/>
                 <w:bCs/>
               </w:rPr>
-              <w:t>“</w:t>
-            </w:r>
-            <w:proofErr w:type="spellStart"/>
-            <w:r>
-              <w:rPr>
-                <w:b/>
-                <w:bCs/>
-              </w:rPr>
-              <w:t>rvo</w:t>
-            </w:r>
-            <w:proofErr w:type="spellEnd"/>
-            <w:r>
-              <w:rPr>
-                <w:b/>
-                <w:bCs/>
-              </w:rPr>
-              <w:t>” )</w:t>
+              <w:t>“rvo” )</w:t>
             </w:r>
           </w:p>
         </w:tc>
@@ -12371,7 +13762,6 @@
               </w:rPr>
               <w:t>த்ர</w:t>
             </w:r>
-            <w:proofErr w:type="spellStart"/>
             <w:r>
               <w:rPr>
                 <w:rFonts w:ascii="BRH Devanagari Extra" w:hAnsi="BRH Devanagari Extra" w:cs="Latha"/>
@@ -12382,7 +13772,6 @@
               </w:rPr>
               <w:t>óè</w:t>
             </w:r>
-            <w:proofErr w:type="spellEnd"/>
             <w:r>
               <w:rPr>
                 <w:rFonts w:ascii="Latha" w:hAnsi="Latha" w:cs="Latha"/>
@@ -12652,7 +14041,6 @@
               </w:rPr>
               <w:t>த்ர</w:t>
             </w:r>
-            <w:proofErr w:type="spellStart"/>
             <w:r>
               <w:rPr>
                 <w:rFonts w:ascii="BRH Devanagari Extra" w:hAnsi="BRH Devanagari Extra" w:cs="Latha"/>
@@ -12663,7 +14051,6 @@
               </w:rPr>
               <w:t>óè</w:t>
             </w:r>
-            <w:proofErr w:type="spellEnd"/>
             <w:r>
               <w:rPr>
                 <w:rFonts w:ascii="Latha" w:hAnsi="Latha" w:cs="Latha"/>
@@ -15710,16 +17097,7 @@
           <w:bCs/>
           <w:sz w:val="32"/>
         </w:rPr>
-        <w:t xml:space="preserve">replaced </w:t>
-      </w:r>
-      <w:proofErr w:type="gramStart"/>
-      <w:r>
-        <w:rPr>
-          <w:b/>
-          <w:bCs/>
-          <w:sz w:val="32"/>
-        </w:rPr>
-        <w:t>with</w:t>
+        <w:t>replaced with</w:t>
       </w:r>
       <w:r>
         <w:rPr>
@@ -15741,7 +17119,6 @@
         </w:rPr>
         <w:t>"</w:t>
       </w:r>
-      <w:proofErr w:type="gramEnd"/>
       <w:r>
         <w:rPr>
           <w:rFonts w:ascii="Latha" w:hAnsi="Latha" w:cs="Latha"/>
@@ -16217,6 +17594,8 @@
       <w:headerReference w:type="default" r:id="rId8"/>
       <w:footerReference w:type="even" r:id="rId9"/>
       <w:footerReference w:type="default" r:id="rId10"/>
+      <w:headerReference w:type="first" r:id="rId11"/>
+      <w:footerReference w:type="first" r:id="rId12"/>
       <w:pgSz w:w="15840" w:h="12240" w:orient="landscape"/>
       <w:pgMar w:top="1440" w:right="1440" w:bottom="1440" w:left="1440" w:header="720" w:footer="720" w:gutter="0"/>
       <w:cols w:space="720"/>
@@ -16227,7 +17606,7 @@
 </file>
 
 <file path=word/endnotes.xml><?xml version="1.0" encoding="utf-8"?>
-<w:endnotes xmlns:wpc="http://schemas.microsoft.com/office/word/2010/wordprocessingCanvas" xmlns:cx="http://schemas.microsoft.com/office/drawing/2014/chartex" xmlns:cx1="http://schemas.microsoft.com/office/drawing/2015/9/8/chartex" xmlns:mc="http://schemas.openxmlformats.org/markup-compatibility/2006" xmlns:o="urn:schemas-microsoft-com:office:office" xmlns:r="http://schemas.openxmlformats.org/officeDocument/2006/relationships" xmlns:m="http://schemas.openxmlformats.org/officeDocument/2006/math" xmlns:v="urn:schemas-microsoft-com:vml" xmlns:wp14="http://schemas.microsoft.com/office/word/2010/wordprocessingDrawing" xmlns:wp="http://schemas.openxmlformats.org/drawingml/2006/wordprocessingDrawing" xmlns:w10="urn:schemas-microsoft-com:office:word" xmlns:w="http://schemas.openxmlformats.org/wordprocessingml/2006/main" xmlns:w14="http://schemas.microsoft.com/office/word/2010/wordml" xmlns:w15="http://schemas.microsoft.com/office/word/2012/wordml" xmlns:w16se="http://schemas.microsoft.com/office/word/2015/wordml/symex" xmlns:wpg="http://schemas.microsoft.com/office/word/2010/wordprocessingGroup" xmlns:wpi="http://schemas.microsoft.com/office/word/2010/wordprocessingInk" xmlns:wne="http://schemas.microsoft.com/office/word/2006/wordml" xmlns:wps="http://schemas.microsoft.com/office/word/2010/wordprocessingShape" mc:Ignorable="w14 w15 w16se wp14">
+<w:endnotes xmlns:wpc="http://schemas.microsoft.com/office/word/2010/wordprocessingCanvas" xmlns:cx="http://schemas.microsoft.com/office/drawing/2014/chartex" xmlns:cx1="http://schemas.microsoft.com/office/drawing/2015/9/8/chartex" xmlns:cx2="http://schemas.microsoft.com/office/drawing/2015/10/21/chartex" xmlns:cx3="http://schemas.microsoft.com/office/drawing/2016/5/9/chartex" xmlns:cx4="http://schemas.microsoft.com/office/drawing/2016/5/10/chartex" xmlns:cx5="http://schemas.microsoft.com/office/drawing/2016/5/11/chartex" xmlns:cx6="http://schemas.microsoft.com/office/drawing/2016/5/12/chartex" xmlns:cx7="http://schemas.microsoft.com/office/drawing/2016/5/13/chartex" xmlns:cx8="http://schemas.microsoft.com/office/drawing/2016/5/14/chartex" xmlns:mc="http://schemas.openxmlformats.org/markup-compatibility/2006" xmlns:aink="http://schemas.microsoft.com/office/drawing/2016/ink" xmlns:am3d="http://schemas.microsoft.com/office/drawing/2017/model3d" xmlns:o="urn:schemas-microsoft-com:office:office" xmlns:oel="http://schemas.microsoft.com/office/2019/extlst" xmlns:r="http://schemas.openxmlformats.org/officeDocument/2006/relationships" xmlns:m="http://schemas.openxmlformats.org/officeDocument/2006/math" xmlns:v="urn:schemas-microsoft-com:vml" xmlns:wp14="http://schemas.microsoft.com/office/word/2010/wordprocessingDrawing" xmlns:wp="http://schemas.openxmlformats.org/drawingml/2006/wordprocessingDrawing" xmlns:w10="urn:schemas-microsoft-com:office:word" xmlns:w="http://schemas.openxmlformats.org/wordprocessingml/2006/main" xmlns:w14="http://schemas.microsoft.com/office/word/2010/wordml" xmlns:w15="http://schemas.microsoft.com/office/word/2012/wordml" xmlns:w16cei="http://schemas.microsoft.com/office/word/2026/wordml/cei" xmlns:w16cex="http://schemas.microsoft.com/office/word/2018/wordml/cex" xmlns:w16cid="http://schemas.microsoft.com/office/word/2016/wordml/cid" xmlns:w16="http://schemas.microsoft.com/office/word/2018/wordml" xmlns:w16du="http://schemas.microsoft.com/office/word/2023/wordml/word16du" xmlns:w16sdtdh="http://schemas.microsoft.com/office/word/2020/wordml/sdtdatahash" xmlns:w16sdtfl="http://schemas.microsoft.com/office/word/2024/wordml/sdtformatlock" xmlns:w16se="http://schemas.microsoft.com/office/word/2015/wordml/symex" xmlns:wpg="http://schemas.microsoft.com/office/word/2010/wordprocessingGroup" xmlns:wpi="http://schemas.microsoft.com/office/word/2010/wordprocessingInk" xmlns:wne="http://schemas.microsoft.com/office/word/2006/wordml" xmlns:wps="http://schemas.microsoft.com/office/word/2010/wordprocessingShape" mc:Ignorable="w14 w15 w16se w16cid w16 w16cex w16sdtdh w16sdtfl w16du wp14">
   <w:endnote w:type="separator" w:id="-1">
     <w:p>
       <w:pPr>
@@ -16252,7 +17631,7 @@
 </file>
 
 <file path=word/footer1.xml><?xml version="1.0" encoding="utf-8"?>
-<w:ftr xmlns:wpc="http://schemas.microsoft.com/office/word/2010/wordprocessingCanvas" xmlns:cx="http://schemas.microsoft.com/office/drawing/2014/chartex" xmlns:cx1="http://schemas.microsoft.com/office/drawing/2015/9/8/chartex" xmlns:mc="http://schemas.openxmlformats.org/markup-compatibility/2006" xmlns:o="urn:schemas-microsoft-com:office:office" xmlns:r="http://schemas.openxmlformats.org/officeDocument/2006/relationships" xmlns:m="http://schemas.openxmlformats.org/officeDocument/2006/math" xmlns:v="urn:schemas-microsoft-com:vml" xmlns:wp14="http://schemas.microsoft.com/office/word/2010/wordprocessingDrawing" xmlns:wp="http://schemas.openxmlformats.org/drawingml/2006/wordprocessingDrawing" xmlns:w10="urn:schemas-microsoft-com:office:word" xmlns:w="http://schemas.openxmlformats.org/wordprocessingml/2006/main" xmlns:w14="http://schemas.microsoft.com/office/word/2010/wordml" xmlns:w15="http://schemas.microsoft.com/office/word/2012/wordml" xmlns:w16se="http://schemas.microsoft.com/office/word/2015/wordml/symex" xmlns:wpg="http://schemas.microsoft.com/office/word/2010/wordprocessingGroup" xmlns:wpi="http://schemas.microsoft.com/office/word/2010/wordprocessingInk" xmlns:wne="http://schemas.microsoft.com/office/word/2006/wordml" xmlns:wps="http://schemas.microsoft.com/office/word/2010/wordprocessingShape" mc:Ignorable="w14 w15 w16se wp14">
+<w:ftr xmlns:wpc="http://schemas.microsoft.com/office/word/2010/wordprocessingCanvas" xmlns:cx="http://schemas.microsoft.com/office/drawing/2014/chartex" xmlns:cx1="http://schemas.microsoft.com/office/drawing/2015/9/8/chartex" xmlns:cx2="http://schemas.microsoft.com/office/drawing/2015/10/21/chartex" xmlns:cx3="http://schemas.microsoft.com/office/drawing/2016/5/9/chartex" xmlns:cx4="http://schemas.microsoft.com/office/drawing/2016/5/10/chartex" xmlns:cx5="http://schemas.microsoft.com/office/drawing/2016/5/11/chartex" xmlns:cx6="http://schemas.microsoft.com/office/drawing/2016/5/12/chartex" xmlns:cx7="http://schemas.microsoft.com/office/drawing/2016/5/13/chartex" xmlns:cx8="http://schemas.microsoft.com/office/drawing/2016/5/14/chartex" xmlns:mc="http://schemas.openxmlformats.org/markup-compatibility/2006" xmlns:aink="http://schemas.microsoft.com/office/drawing/2016/ink" xmlns:am3d="http://schemas.microsoft.com/office/drawing/2017/model3d" xmlns:o="urn:schemas-microsoft-com:office:office" xmlns:oel="http://schemas.microsoft.com/office/2019/extlst" xmlns:r="http://schemas.openxmlformats.org/officeDocument/2006/relationships" xmlns:m="http://schemas.openxmlformats.org/officeDocument/2006/math" xmlns:v="urn:schemas-microsoft-com:vml" xmlns:wp14="http://schemas.microsoft.com/office/word/2010/wordprocessingDrawing" xmlns:wp="http://schemas.openxmlformats.org/drawingml/2006/wordprocessingDrawing" xmlns:w10="urn:schemas-microsoft-com:office:word" xmlns:w="http://schemas.openxmlformats.org/wordprocessingml/2006/main" xmlns:w14="http://schemas.microsoft.com/office/word/2010/wordml" xmlns:w15="http://schemas.microsoft.com/office/word/2012/wordml" xmlns:w16cei="http://schemas.microsoft.com/office/word/2026/wordml/cei" xmlns:w16cex="http://schemas.microsoft.com/office/word/2018/wordml/cex" xmlns:w16cid="http://schemas.microsoft.com/office/word/2016/wordml/cid" xmlns:w16="http://schemas.microsoft.com/office/word/2018/wordml" xmlns:w16du="http://schemas.microsoft.com/office/word/2023/wordml/word16du" xmlns:w16sdtdh="http://schemas.microsoft.com/office/word/2020/wordml/sdtdatahash" xmlns:w16sdtfl="http://schemas.microsoft.com/office/word/2024/wordml/sdtformatlock" xmlns:w16se="http://schemas.microsoft.com/office/word/2015/wordml/symex" xmlns:wpg="http://schemas.microsoft.com/office/word/2010/wordprocessingGroup" xmlns:wpi="http://schemas.microsoft.com/office/word/2010/wordprocessingInk" xmlns:wne="http://schemas.microsoft.com/office/word/2006/wordml" xmlns:wps="http://schemas.microsoft.com/office/word/2010/wordprocessingShape" mc:Ignorable="w14 w15 w16se w16cid w16 w16cex w16sdtdh w16sdtfl w16du wp14">
   <w:p>
     <w:pPr>
       <w:pBdr>
@@ -16304,14 +17683,21 @@
         <w:bCs/>
       </w:rPr>
       <w:tab/>
-      <w:t xml:space="preserve">              v</w:t>
+      <w:t xml:space="preserve">              </w:t>
     </w:r>
     <w:r>
       <w:rPr>
         <w:b/>
         <w:bCs/>
       </w:rPr>
-      <w:t>edavms@gmail.com</w:t>
+      <w:t>www.vedavms.in</w:t>
+    </w:r>
+    <w:r>
+      <w:rPr>
+        <w:b/>
+        <w:bCs/>
+      </w:rPr>
+      <w:t xml:space="preserve">    </w:t>
     </w:r>
     <w:r>
       <w:rPr>
@@ -16336,6 +17722,9 @@
     </w:r>
     <w:r>
       <w:tab/>
+    </w:r>
+    <w:r>
+      <w:t xml:space="preserve">             </w:t>
     </w:r>
     <w:r>
       <w:rPr>
@@ -16433,12 +17822,13 @@
 </file>
 
 <file path=word/footer2.xml><?xml version="1.0" encoding="utf-8"?>
-<w:ftr xmlns:wpc="http://schemas.microsoft.com/office/word/2010/wordprocessingCanvas" xmlns:cx="http://schemas.microsoft.com/office/drawing/2014/chartex" xmlns:cx1="http://schemas.microsoft.com/office/drawing/2015/9/8/chartex" xmlns:mc="http://schemas.openxmlformats.org/markup-compatibility/2006" xmlns:o="urn:schemas-microsoft-com:office:office" xmlns:r="http://schemas.openxmlformats.org/officeDocument/2006/relationships" xmlns:m="http://schemas.openxmlformats.org/officeDocument/2006/math" xmlns:v="urn:schemas-microsoft-com:vml" xmlns:wp14="http://schemas.microsoft.com/office/word/2010/wordprocessingDrawing" xmlns:wp="http://schemas.openxmlformats.org/drawingml/2006/wordprocessingDrawing" xmlns:w10="urn:schemas-microsoft-com:office:word" xmlns:w="http://schemas.openxmlformats.org/wordprocessingml/2006/main" xmlns:w14="http://schemas.microsoft.com/office/word/2010/wordml" xmlns:w15="http://schemas.microsoft.com/office/word/2012/wordml" xmlns:w16se="http://schemas.microsoft.com/office/word/2015/wordml/symex" xmlns:wpg="http://schemas.microsoft.com/office/word/2010/wordprocessingGroup" xmlns:wpi="http://schemas.microsoft.com/office/word/2010/wordprocessingInk" xmlns:wne="http://schemas.microsoft.com/office/word/2006/wordml" xmlns:wps="http://schemas.microsoft.com/office/word/2010/wordprocessingShape" mc:Ignorable="w14 w15 w16se wp14">
+<w:ftr xmlns:wpc="http://schemas.microsoft.com/office/word/2010/wordprocessingCanvas" xmlns:cx="http://schemas.microsoft.com/office/drawing/2014/chartex" xmlns:cx1="http://schemas.microsoft.com/office/drawing/2015/9/8/chartex" xmlns:cx2="http://schemas.microsoft.com/office/drawing/2015/10/21/chartex" xmlns:cx3="http://schemas.microsoft.com/office/drawing/2016/5/9/chartex" xmlns:cx4="http://schemas.microsoft.com/office/drawing/2016/5/10/chartex" xmlns:cx5="http://schemas.microsoft.com/office/drawing/2016/5/11/chartex" xmlns:cx6="http://schemas.microsoft.com/office/drawing/2016/5/12/chartex" xmlns:cx7="http://schemas.microsoft.com/office/drawing/2016/5/13/chartex" xmlns:cx8="http://schemas.microsoft.com/office/drawing/2016/5/14/chartex" xmlns:mc="http://schemas.openxmlformats.org/markup-compatibility/2006" xmlns:aink="http://schemas.microsoft.com/office/drawing/2016/ink" xmlns:am3d="http://schemas.microsoft.com/office/drawing/2017/model3d" xmlns:o="urn:schemas-microsoft-com:office:office" xmlns:oel="http://schemas.microsoft.com/office/2019/extlst" xmlns:r="http://schemas.openxmlformats.org/officeDocument/2006/relationships" xmlns:m="http://schemas.openxmlformats.org/officeDocument/2006/math" xmlns:v="urn:schemas-microsoft-com:vml" xmlns:wp14="http://schemas.microsoft.com/office/word/2010/wordprocessingDrawing" xmlns:wp="http://schemas.openxmlformats.org/drawingml/2006/wordprocessingDrawing" xmlns:w10="urn:schemas-microsoft-com:office:word" xmlns:w="http://schemas.openxmlformats.org/wordprocessingml/2006/main" xmlns:w14="http://schemas.microsoft.com/office/word/2010/wordml" xmlns:w15="http://schemas.microsoft.com/office/word/2012/wordml" xmlns:w16cei="http://schemas.microsoft.com/office/word/2026/wordml/cei" xmlns:w16cex="http://schemas.microsoft.com/office/word/2018/wordml/cex" xmlns:w16cid="http://schemas.microsoft.com/office/word/2016/wordml/cid" xmlns:w16="http://schemas.microsoft.com/office/word/2018/wordml" xmlns:w16du="http://schemas.microsoft.com/office/word/2023/wordml/word16du" xmlns:w16sdtdh="http://schemas.microsoft.com/office/word/2020/wordml/sdtdatahash" xmlns:w16sdtfl="http://schemas.microsoft.com/office/word/2024/wordml/sdtformatlock" xmlns:w16se="http://schemas.microsoft.com/office/word/2015/wordml/symex" xmlns:wpg="http://schemas.microsoft.com/office/word/2010/wordprocessingGroup" xmlns:wpi="http://schemas.microsoft.com/office/word/2010/wordprocessingInk" xmlns:wne="http://schemas.microsoft.com/office/word/2006/wordml" xmlns:wps="http://schemas.microsoft.com/office/word/2010/wordprocessingShape" mc:Ignorable="w14 w15 w16se w16cid w16 w16cex w16sdtdh w16sdtfl w16du wp14">
   <w:p>
     <w:pPr>
       <w:pBdr>
         <w:top w:val="single" w:sz="4" w:space="1" w:color="auto"/>
       </w:pBdr>
+      <w:jc w:val="right"/>
       <w:rPr>
         <w:b/>
         <w:bCs/>
@@ -16529,7 +17919,7 @@
       <w:tab/>
     </w:r>
     <w:r>
-      <w:tab/>
+      <w:t xml:space="preserve">                      </w:t>
     </w:r>
     <w:r>
       <w:rPr>
@@ -16634,8 +18024,18 @@
 </w:ftr>
 </file>
 
+<file path=word/footer3.xml><?xml version="1.0" encoding="utf-8"?>
+<w:ftr xmlns:wpc="http://schemas.microsoft.com/office/word/2010/wordprocessingCanvas" xmlns:cx="http://schemas.microsoft.com/office/drawing/2014/chartex" xmlns:cx1="http://schemas.microsoft.com/office/drawing/2015/9/8/chartex" xmlns:cx2="http://schemas.microsoft.com/office/drawing/2015/10/21/chartex" xmlns:cx3="http://schemas.microsoft.com/office/drawing/2016/5/9/chartex" xmlns:cx4="http://schemas.microsoft.com/office/drawing/2016/5/10/chartex" xmlns:cx5="http://schemas.microsoft.com/office/drawing/2016/5/11/chartex" xmlns:cx6="http://schemas.microsoft.com/office/drawing/2016/5/12/chartex" xmlns:cx7="http://schemas.microsoft.com/office/drawing/2016/5/13/chartex" xmlns:cx8="http://schemas.microsoft.com/office/drawing/2016/5/14/chartex" xmlns:mc="http://schemas.openxmlformats.org/markup-compatibility/2006" xmlns:aink="http://schemas.microsoft.com/office/drawing/2016/ink" xmlns:am3d="http://schemas.microsoft.com/office/drawing/2017/model3d" xmlns:o="urn:schemas-microsoft-com:office:office" xmlns:oel="http://schemas.microsoft.com/office/2019/extlst" xmlns:r="http://schemas.openxmlformats.org/officeDocument/2006/relationships" xmlns:m="http://schemas.openxmlformats.org/officeDocument/2006/math" xmlns:v="urn:schemas-microsoft-com:vml" xmlns:wp14="http://schemas.microsoft.com/office/word/2010/wordprocessingDrawing" xmlns:wp="http://schemas.openxmlformats.org/drawingml/2006/wordprocessingDrawing" xmlns:w10="urn:schemas-microsoft-com:office:word" xmlns:w="http://schemas.openxmlformats.org/wordprocessingml/2006/main" xmlns:w14="http://schemas.microsoft.com/office/word/2010/wordml" xmlns:w15="http://schemas.microsoft.com/office/word/2012/wordml" xmlns:w16cei="http://schemas.microsoft.com/office/word/2026/wordml/cei" xmlns:w16cex="http://schemas.microsoft.com/office/word/2018/wordml/cex" xmlns:w16cid="http://schemas.microsoft.com/office/word/2016/wordml/cid" xmlns:w16="http://schemas.microsoft.com/office/word/2018/wordml" xmlns:w16du="http://schemas.microsoft.com/office/word/2023/wordml/word16du" xmlns:w16sdtdh="http://schemas.microsoft.com/office/word/2020/wordml/sdtdatahash" xmlns:w16sdtfl="http://schemas.microsoft.com/office/word/2024/wordml/sdtformatlock" xmlns:w16se="http://schemas.microsoft.com/office/word/2015/wordml/symex" xmlns:wpg="http://schemas.microsoft.com/office/word/2010/wordprocessingGroup" xmlns:wpi="http://schemas.microsoft.com/office/word/2010/wordprocessingInk" xmlns:wne="http://schemas.microsoft.com/office/word/2006/wordml" xmlns:wps="http://schemas.microsoft.com/office/word/2010/wordprocessingShape" mc:Ignorable="w14 w15 w16se w16cid w16 w16cex w16sdtdh w16sdtfl w16du wp14">
+  <w:p>
+    <w:pPr>
+      <w:pStyle w:val="Footer"/>
+    </w:pPr>
+  </w:p>
+</w:ftr>
+</file>
+
 <file path=word/footnotes.xml><?xml version="1.0" encoding="utf-8"?>
-<w:footnotes xmlns:wpc="http://schemas.microsoft.com/office/word/2010/wordprocessingCanvas" xmlns:cx="http://schemas.microsoft.com/office/drawing/2014/chartex" xmlns:cx1="http://schemas.microsoft.com/office/drawing/2015/9/8/chartex" xmlns:mc="http://schemas.openxmlformats.org/markup-compatibility/2006" xmlns:o="urn:schemas-microsoft-com:office:office" xmlns:r="http://schemas.openxmlformats.org/officeDocument/2006/relationships" xmlns:m="http://schemas.openxmlformats.org/officeDocument/2006/math" xmlns:v="urn:schemas-microsoft-com:vml" xmlns:wp14="http://schemas.microsoft.com/office/word/2010/wordprocessingDrawing" xmlns:wp="http://schemas.openxmlformats.org/drawingml/2006/wordprocessingDrawing" xmlns:w10="urn:schemas-microsoft-com:office:word" xmlns:w="http://schemas.openxmlformats.org/wordprocessingml/2006/main" xmlns:w14="http://schemas.microsoft.com/office/word/2010/wordml" xmlns:w15="http://schemas.microsoft.com/office/word/2012/wordml" xmlns:w16se="http://schemas.microsoft.com/office/word/2015/wordml/symex" xmlns:wpg="http://schemas.microsoft.com/office/word/2010/wordprocessingGroup" xmlns:wpi="http://schemas.microsoft.com/office/word/2010/wordprocessingInk" xmlns:wne="http://schemas.microsoft.com/office/word/2006/wordml" xmlns:wps="http://schemas.microsoft.com/office/word/2010/wordprocessingShape" mc:Ignorable="w14 w15 w16se wp14">
+<w:footnotes xmlns:wpc="http://schemas.microsoft.com/office/word/2010/wordprocessingCanvas" xmlns:cx="http://schemas.microsoft.com/office/drawing/2014/chartex" xmlns:cx1="http://schemas.microsoft.com/office/drawing/2015/9/8/chartex" xmlns:cx2="http://schemas.microsoft.com/office/drawing/2015/10/21/chartex" xmlns:cx3="http://schemas.microsoft.com/office/drawing/2016/5/9/chartex" xmlns:cx4="http://schemas.microsoft.com/office/drawing/2016/5/10/chartex" xmlns:cx5="http://schemas.microsoft.com/office/drawing/2016/5/11/chartex" xmlns:cx6="http://schemas.microsoft.com/office/drawing/2016/5/12/chartex" xmlns:cx7="http://schemas.microsoft.com/office/drawing/2016/5/13/chartex" xmlns:cx8="http://schemas.microsoft.com/office/drawing/2016/5/14/chartex" xmlns:mc="http://schemas.openxmlformats.org/markup-compatibility/2006" xmlns:aink="http://schemas.microsoft.com/office/drawing/2016/ink" xmlns:am3d="http://schemas.microsoft.com/office/drawing/2017/model3d" xmlns:o="urn:schemas-microsoft-com:office:office" xmlns:oel="http://schemas.microsoft.com/office/2019/extlst" xmlns:r="http://schemas.openxmlformats.org/officeDocument/2006/relationships" xmlns:m="http://schemas.openxmlformats.org/officeDocument/2006/math" xmlns:v="urn:schemas-microsoft-com:vml" xmlns:wp14="http://schemas.microsoft.com/office/word/2010/wordprocessingDrawing" xmlns:wp="http://schemas.openxmlformats.org/drawingml/2006/wordprocessingDrawing" xmlns:w10="urn:schemas-microsoft-com:office:word" xmlns:w="http://schemas.openxmlformats.org/wordprocessingml/2006/main" xmlns:w14="http://schemas.microsoft.com/office/word/2010/wordml" xmlns:w15="http://schemas.microsoft.com/office/word/2012/wordml" xmlns:w16cei="http://schemas.microsoft.com/office/word/2026/wordml/cei" xmlns:w16cex="http://schemas.microsoft.com/office/word/2018/wordml/cex" xmlns:w16cid="http://schemas.microsoft.com/office/word/2016/wordml/cid" xmlns:w16="http://schemas.microsoft.com/office/word/2018/wordml" xmlns:w16du="http://schemas.microsoft.com/office/word/2023/wordml/word16du" xmlns:w16sdtdh="http://schemas.microsoft.com/office/word/2020/wordml/sdtdatahash" xmlns:w16sdtfl="http://schemas.microsoft.com/office/word/2024/wordml/sdtformatlock" xmlns:w16se="http://schemas.microsoft.com/office/word/2015/wordml/symex" xmlns:wpg="http://schemas.microsoft.com/office/word/2010/wordprocessingGroup" xmlns:wpi="http://schemas.microsoft.com/office/word/2010/wordprocessingInk" xmlns:wne="http://schemas.microsoft.com/office/word/2006/wordml" xmlns:wps="http://schemas.microsoft.com/office/word/2010/wordprocessingShape" mc:Ignorable="w14 w15 w16se w16cid w16 w16cex w16sdtdh w16sdtfl w16du wp14">
   <w:footnote w:type="separator" w:id="-1">
     <w:p>
       <w:pPr>
@@ -16660,7 +18060,7 @@
 </file>
 
 <file path=word/header1.xml><?xml version="1.0" encoding="utf-8"?>
-<w:hdr xmlns:wpc="http://schemas.microsoft.com/office/word/2010/wordprocessingCanvas" xmlns:cx="http://schemas.microsoft.com/office/drawing/2014/chartex" xmlns:cx1="http://schemas.microsoft.com/office/drawing/2015/9/8/chartex" xmlns:mc="http://schemas.openxmlformats.org/markup-compatibility/2006" xmlns:o="urn:schemas-microsoft-com:office:office" xmlns:r="http://schemas.openxmlformats.org/officeDocument/2006/relationships" xmlns:m="http://schemas.openxmlformats.org/officeDocument/2006/math" xmlns:v="urn:schemas-microsoft-com:vml" xmlns:wp14="http://schemas.microsoft.com/office/word/2010/wordprocessingDrawing" xmlns:wp="http://schemas.openxmlformats.org/drawingml/2006/wordprocessingDrawing" xmlns:w10="urn:schemas-microsoft-com:office:word" xmlns:w="http://schemas.openxmlformats.org/wordprocessingml/2006/main" xmlns:w14="http://schemas.microsoft.com/office/word/2010/wordml" xmlns:w15="http://schemas.microsoft.com/office/word/2012/wordml" xmlns:w16se="http://schemas.microsoft.com/office/word/2015/wordml/symex" xmlns:wpg="http://schemas.microsoft.com/office/word/2010/wordprocessingGroup" xmlns:wpi="http://schemas.microsoft.com/office/word/2010/wordprocessingInk" xmlns:wne="http://schemas.microsoft.com/office/word/2006/wordml" xmlns:wps="http://schemas.microsoft.com/office/word/2010/wordprocessingShape" mc:Ignorable="w14 w15 w16se wp14">
+<w:hdr xmlns:wpc="http://schemas.microsoft.com/office/word/2010/wordprocessingCanvas" xmlns:cx="http://schemas.microsoft.com/office/drawing/2014/chartex" xmlns:cx1="http://schemas.microsoft.com/office/drawing/2015/9/8/chartex" xmlns:cx2="http://schemas.microsoft.com/office/drawing/2015/10/21/chartex" xmlns:cx3="http://schemas.microsoft.com/office/drawing/2016/5/9/chartex" xmlns:cx4="http://schemas.microsoft.com/office/drawing/2016/5/10/chartex" xmlns:cx5="http://schemas.microsoft.com/office/drawing/2016/5/11/chartex" xmlns:cx6="http://schemas.microsoft.com/office/drawing/2016/5/12/chartex" xmlns:cx7="http://schemas.microsoft.com/office/drawing/2016/5/13/chartex" xmlns:cx8="http://schemas.microsoft.com/office/drawing/2016/5/14/chartex" xmlns:mc="http://schemas.openxmlformats.org/markup-compatibility/2006" xmlns:aink="http://schemas.microsoft.com/office/drawing/2016/ink" xmlns:am3d="http://schemas.microsoft.com/office/drawing/2017/model3d" xmlns:o="urn:schemas-microsoft-com:office:office" xmlns:oel="http://schemas.microsoft.com/office/2019/extlst" xmlns:r="http://schemas.openxmlformats.org/officeDocument/2006/relationships" xmlns:m="http://schemas.openxmlformats.org/officeDocument/2006/math" xmlns:v="urn:schemas-microsoft-com:vml" xmlns:wp14="http://schemas.microsoft.com/office/word/2010/wordprocessingDrawing" xmlns:wp="http://schemas.openxmlformats.org/drawingml/2006/wordprocessingDrawing" xmlns:w10="urn:schemas-microsoft-com:office:word" xmlns:w="http://schemas.openxmlformats.org/wordprocessingml/2006/main" xmlns:w14="http://schemas.microsoft.com/office/word/2010/wordml" xmlns:w15="http://schemas.microsoft.com/office/word/2012/wordml" xmlns:w16cei="http://schemas.microsoft.com/office/word/2026/wordml/cei" xmlns:w16cex="http://schemas.microsoft.com/office/word/2018/wordml/cex" xmlns:w16cid="http://schemas.microsoft.com/office/word/2016/wordml/cid" xmlns:w16="http://schemas.microsoft.com/office/word/2018/wordml" xmlns:w16du="http://schemas.microsoft.com/office/word/2023/wordml/word16du" xmlns:w16sdtdh="http://schemas.microsoft.com/office/word/2020/wordml/sdtdatahash" xmlns:w16sdtfl="http://schemas.microsoft.com/office/word/2024/wordml/sdtformatlock" xmlns:w16se="http://schemas.microsoft.com/office/word/2015/wordml/symex" xmlns:wpg="http://schemas.microsoft.com/office/word/2010/wordprocessingGroup" xmlns:wpi="http://schemas.microsoft.com/office/word/2010/wordprocessingInk" xmlns:wne="http://schemas.microsoft.com/office/word/2006/wordml" xmlns:wps="http://schemas.microsoft.com/office/word/2010/wordprocessingShape" mc:Ignorable="w14 w15 w16se w16cid w16 w16cex w16sdtdh w16sdtfl w16du wp14">
   <w:p>
     <w:pPr>
       <w:pStyle w:val="Header"/>
@@ -16673,7 +18073,7 @@
 </file>
 
 <file path=word/header2.xml><?xml version="1.0" encoding="utf-8"?>
-<w:hdr xmlns:wpc="http://schemas.microsoft.com/office/word/2010/wordprocessingCanvas" xmlns:cx="http://schemas.microsoft.com/office/drawing/2014/chartex" xmlns:cx1="http://schemas.microsoft.com/office/drawing/2015/9/8/chartex" xmlns:mc="http://schemas.openxmlformats.org/markup-compatibility/2006" xmlns:o="urn:schemas-microsoft-com:office:office" xmlns:r="http://schemas.openxmlformats.org/officeDocument/2006/relationships" xmlns:m="http://schemas.openxmlformats.org/officeDocument/2006/math" xmlns:v="urn:schemas-microsoft-com:vml" xmlns:wp14="http://schemas.microsoft.com/office/word/2010/wordprocessingDrawing" xmlns:wp="http://schemas.openxmlformats.org/drawingml/2006/wordprocessingDrawing" xmlns:w10="urn:schemas-microsoft-com:office:word" xmlns:w="http://schemas.openxmlformats.org/wordprocessingml/2006/main" xmlns:w14="http://schemas.microsoft.com/office/word/2010/wordml" xmlns:w15="http://schemas.microsoft.com/office/word/2012/wordml" xmlns:w16se="http://schemas.microsoft.com/office/word/2015/wordml/symex" xmlns:wpg="http://schemas.microsoft.com/office/word/2010/wordprocessingGroup" xmlns:wpi="http://schemas.microsoft.com/office/word/2010/wordprocessingInk" xmlns:wne="http://schemas.microsoft.com/office/word/2006/wordml" xmlns:wps="http://schemas.microsoft.com/office/word/2010/wordprocessingShape" mc:Ignorable="w14 w15 w16se wp14">
+<w:hdr xmlns:wpc="http://schemas.microsoft.com/office/word/2010/wordprocessingCanvas" xmlns:cx="http://schemas.microsoft.com/office/drawing/2014/chartex" xmlns:cx1="http://schemas.microsoft.com/office/drawing/2015/9/8/chartex" xmlns:cx2="http://schemas.microsoft.com/office/drawing/2015/10/21/chartex" xmlns:cx3="http://schemas.microsoft.com/office/drawing/2016/5/9/chartex" xmlns:cx4="http://schemas.microsoft.com/office/drawing/2016/5/10/chartex" xmlns:cx5="http://schemas.microsoft.com/office/drawing/2016/5/11/chartex" xmlns:cx6="http://schemas.microsoft.com/office/drawing/2016/5/12/chartex" xmlns:cx7="http://schemas.microsoft.com/office/drawing/2016/5/13/chartex" xmlns:cx8="http://schemas.microsoft.com/office/drawing/2016/5/14/chartex" xmlns:mc="http://schemas.openxmlformats.org/markup-compatibility/2006" xmlns:aink="http://schemas.microsoft.com/office/drawing/2016/ink" xmlns:am3d="http://schemas.microsoft.com/office/drawing/2017/model3d" xmlns:o="urn:schemas-microsoft-com:office:office" xmlns:oel="http://schemas.microsoft.com/office/2019/extlst" xmlns:r="http://schemas.openxmlformats.org/officeDocument/2006/relationships" xmlns:m="http://schemas.openxmlformats.org/officeDocument/2006/math" xmlns:v="urn:schemas-microsoft-com:vml" xmlns:wp14="http://schemas.microsoft.com/office/word/2010/wordprocessingDrawing" xmlns:wp="http://schemas.openxmlformats.org/drawingml/2006/wordprocessingDrawing" xmlns:w10="urn:schemas-microsoft-com:office:word" xmlns:w="http://schemas.openxmlformats.org/wordprocessingml/2006/main" xmlns:w14="http://schemas.microsoft.com/office/word/2010/wordml" xmlns:w15="http://schemas.microsoft.com/office/word/2012/wordml" xmlns:w16cei="http://schemas.microsoft.com/office/word/2026/wordml/cei" xmlns:w16cex="http://schemas.microsoft.com/office/word/2018/wordml/cex" xmlns:w16cid="http://schemas.microsoft.com/office/word/2016/wordml/cid" xmlns:w16="http://schemas.microsoft.com/office/word/2018/wordml" xmlns:w16du="http://schemas.microsoft.com/office/word/2023/wordml/word16du" xmlns:w16sdtdh="http://schemas.microsoft.com/office/word/2020/wordml/sdtdatahash" xmlns:w16sdtfl="http://schemas.microsoft.com/office/word/2024/wordml/sdtformatlock" xmlns:w16se="http://schemas.microsoft.com/office/word/2015/wordml/symex" xmlns:wpg="http://schemas.microsoft.com/office/word/2010/wordprocessingGroup" xmlns:wpi="http://schemas.microsoft.com/office/word/2010/wordprocessingInk" xmlns:wne="http://schemas.microsoft.com/office/word/2006/wordml" xmlns:wps="http://schemas.microsoft.com/office/word/2010/wordprocessingShape" mc:Ignorable="w14 w15 w16se w16cid w16 w16cex w16sdtdh w16sdtfl w16du wp14">
   <w:p>
     <w:pPr>
       <w:pStyle w:val="Header"/>
@@ -16685,8 +18085,18 @@
 </w:hdr>
 </file>
 
+<file path=word/header3.xml><?xml version="1.0" encoding="utf-8"?>
+<w:hdr xmlns:wpc="http://schemas.microsoft.com/office/word/2010/wordprocessingCanvas" xmlns:cx="http://schemas.microsoft.com/office/drawing/2014/chartex" xmlns:cx1="http://schemas.microsoft.com/office/drawing/2015/9/8/chartex" xmlns:cx2="http://schemas.microsoft.com/office/drawing/2015/10/21/chartex" xmlns:cx3="http://schemas.microsoft.com/office/drawing/2016/5/9/chartex" xmlns:cx4="http://schemas.microsoft.com/office/drawing/2016/5/10/chartex" xmlns:cx5="http://schemas.microsoft.com/office/drawing/2016/5/11/chartex" xmlns:cx6="http://schemas.microsoft.com/office/drawing/2016/5/12/chartex" xmlns:cx7="http://schemas.microsoft.com/office/drawing/2016/5/13/chartex" xmlns:cx8="http://schemas.microsoft.com/office/drawing/2016/5/14/chartex" xmlns:mc="http://schemas.openxmlformats.org/markup-compatibility/2006" xmlns:aink="http://schemas.microsoft.com/office/drawing/2016/ink" xmlns:am3d="http://schemas.microsoft.com/office/drawing/2017/model3d" xmlns:o="urn:schemas-microsoft-com:office:office" xmlns:oel="http://schemas.microsoft.com/office/2019/extlst" xmlns:r="http://schemas.openxmlformats.org/officeDocument/2006/relationships" xmlns:m="http://schemas.openxmlformats.org/officeDocument/2006/math" xmlns:v="urn:schemas-microsoft-com:vml" xmlns:wp14="http://schemas.microsoft.com/office/word/2010/wordprocessingDrawing" xmlns:wp="http://schemas.openxmlformats.org/drawingml/2006/wordprocessingDrawing" xmlns:w10="urn:schemas-microsoft-com:office:word" xmlns:w="http://schemas.openxmlformats.org/wordprocessingml/2006/main" xmlns:w14="http://schemas.microsoft.com/office/word/2010/wordml" xmlns:w15="http://schemas.microsoft.com/office/word/2012/wordml" xmlns:w16cei="http://schemas.microsoft.com/office/word/2026/wordml/cei" xmlns:w16cex="http://schemas.microsoft.com/office/word/2018/wordml/cex" xmlns:w16cid="http://schemas.microsoft.com/office/word/2016/wordml/cid" xmlns:w16="http://schemas.microsoft.com/office/word/2018/wordml" xmlns:w16du="http://schemas.microsoft.com/office/word/2023/wordml/word16du" xmlns:w16sdtdh="http://schemas.microsoft.com/office/word/2020/wordml/sdtdatahash" xmlns:w16sdtfl="http://schemas.microsoft.com/office/word/2024/wordml/sdtformatlock" xmlns:w16se="http://schemas.microsoft.com/office/word/2015/wordml/symex" xmlns:wpg="http://schemas.microsoft.com/office/word/2010/wordprocessingGroup" xmlns:wpi="http://schemas.microsoft.com/office/word/2010/wordprocessingInk" xmlns:wne="http://schemas.microsoft.com/office/word/2006/wordml" xmlns:wps="http://schemas.microsoft.com/office/word/2010/wordprocessingShape" mc:Ignorable="w14 w15 w16se w16cid w16 w16cex w16sdtdh w16sdtfl w16du wp14">
+  <w:p>
+    <w:pPr>
+      <w:pStyle w:val="Header"/>
+    </w:pPr>
+  </w:p>
+</w:hdr>
+</file>
+
 <file path=word/styles.xml><?xml version="1.0" encoding="utf-8"?>
-<w:styles xmlns:mc="http://schemas.openxmlformats.org/markup-compatibility/2006" xmlns:r="http://schemas.openxmlformats.org/officeDocument/2006/relationships" xmlns:w="http://schemas.openxmlformats.org/wordprocessingml/2006/main" xmlns:w14="http://schemas.microsoft.com/office/word/2010/wordml" xmlns:w15="http://schemas.microsoft.com/office/word/2012/wordml" xmlns:w16se="http://schemas.microsoft.com/office/word/2015/wordml/symex" mc:Ignorable="w14 w15 w16se">
+<w:styles xmlns:mc="http://schemas.openxmlformats.org/markup-compatibility/2006" xmlns:r="http://schemas.openxmlformats.org/officeDocument/2006/relationships" xmlns:w="http://schemas.openxmlformats.org/wordprocessingml/2006/main" xmlns:w14="http://schemas.microsoft.com/office/word/2010/wordml" xmlns:w15="http://schemas.microsoft.com/office/word/2012/wordml" xmlns:w16cex="http://schemas.microsoft.com/office/word/2018/wordml/cex" xmlns:w16cid="http://schemas.microsoft.com/office/word/2016/wordml/cid" xmlns:w16="http://schemas.microsoft.com/office/word/2018/wordml" xmlns:w16du="http://schemas.microsoft.com/office/word/2023/wordml/word16du" xmlns:w16sdtdh="http://schemas.microsoft.com/office/word/2020/wordml/sdtdatahash" xmlns:w16sdtfl="http://schemas.microsoft.com/office/word/2024/wordml/sdtformatlock" xmlns:w16se="http://schemas.microsoft.com/office/word/2015/wordml/symex" mc:Ignorable="w14 w15 w16se w16cid w16 w16cex w16sdtdh w16sdtfl w16du">
   <w:docDefaults>
     <w:rPrDefault>
       <w:rPr>
@@ -16696,7 +18106,7 @@
     </w:rPrDefault>
     <w:pPrDefault/>
   </w:docDefaults>
-  <w:latentStyles w:defLockedState="0" w:defUIPriority="99" w:defSemiHidden="0" w:defUnhideWhenUsed="0" w:defQFormat="0" w:count="371">
+  <w:latentStyles w:defLockedState="0" w:defUIPriority="99" w:defSemiHidden="0" w:defUnhideWhenUsed="0" w:defQFormat="0" w:count="376">
     <w:lsdException w:name="Normal" w:uiPriority="0" w:qFormat="1"/>
     <w:lsdException w:name="heading 1" w:uiPriority="9" w:qFormat="1"/>
     <w:lsdException w:name="heading 2" w:semiHidden="1" w:uiPriority="9" w:unhideWhenUsed="1" w:qFormat="1"/>
@@ -17068,11 +18478,16 @@
     <w:lsdException w:name="List Table 5 Dark Accent 6" w:uiPriority="50"/>
     <w:lsdException w:name="List Table 6 Colorful Accent 6" w:uiPriority="51"/>
     <w:lsdException w:name="List Table 7 Colorful Accent 6" w:uiPriority="52"/>
+    <w:lsdException w:name="Mention" w:semiHidden="1" w:unhideWhenUsed="1"/>
+    <w:lsdException w:name="Smart Hyperlink" w:semiHidden="1" w:unhideWhenUsed="1"/>
+    <w:lsdException w:name="Hashtag" w:semiHidden="1" w:unhideWhenUsed="1"/>
+    <w:lsdException w:name="Unresolved Mention" w:semiHidden="1" w:unhideWhenUsed="1"/>
+    <w:lsdException w:name="Smart Link" w:semiHidden="1" w:unhideWhenUsed="1"/>
   </w:latentStyles>
   <w:style w:type="paragraph" w:default="1" w:styleId="Normal">
     <w:name w:val="Normal"/>
     <w:qFormat/>
-    <w:rsid w:val="00076C05"/>
+    <w:rsid w:val="00E139B0"/>
     <w:pPr>
       <w:spacing w:before="120" w:line="276" w:lineRule="auto"/>
     </w:pPr>
@@ -17182,6 +18597,29 @@
       <w:sz w:val="24"/>
       <w:szCs w:val="22"/>
       <w:lang w:bidi="ar-SA"/>
+    </w:rPr>
+  </w:style>
+  <w:style w:type="character" w:styleId="Hyperlink">
+    <w:name w:val="Hyperlink"/>
+    <w:basedOn w:val="DefaultParagraphFont"/>
+    <w:uiPriority w:val="99"/>
+    <w:unhideWhenUsed/>
+    <w:rsid w:val="00C010D5"/>
+    <w:rPr>
+      <w:color w:val="0563C1" w:themeColor="hyperlink"/>
+      <w:u w:val="single"/>
+    </w:rPr>
+  </w:style>
+  <w:style w:type="character" w:styleId="UnresolvedMention">
+    <w:name w:val="Unresolved Mention"/>
+    <w:basedOn w:val="DefaultParagraphFont"/>
+    <w:uiPriority w:val="99"/>
+    <w:semiHidden/>
+    <w:unhideWhenUsed/>
+    <w:rsid w:val="00C010D5"/>
+    <w:rPr>
+      <w:color w:val="605E5C"/>
+      <w:shd w:val="clear" w:color="auto" w:fill="E1DFDD"/>
     </w:rPr>
   </w:style>
 </w:styles>
